--- a/enonces/GEN_enonces.docx
+++ b/enonces/GEN_enonces.docx
@@ -854,7 +854,7 @@
           <w:sz w:val="19"/>
           <w:szCs w:val="19"/>
         </w:rPr>
-        <w:t xml:space="preserve">public class Paire&lt;T&gt; {        // T : parametre de type</w:t>
+        <w:t xml:space="preserve">public class Paire&lt;T&gt; {        // T : parametre de type</w:t>
       </w:r>
     </w:p>
     <w:p>
@@ -987,7 +987,7 @@
           <w:sz w:val="19"/>
           <w:szCs w:val="19"/>
         </w:rPr>
-        <w:t xml:space="preserve">Paire paire = new Paire(12, "seize");            // compile !</w:t>
+        <w:t xml:space="preserve">Paire paire = new Paire(12, "seize");            // compile !</w:t>
       </w:r>
     </w:p>
     <w:p>
@@ -1666,7 +1666,7 @@
           <w:sz w:val="19"/>
           <w:szCs w:val="19"/>
         </w:rPr>
-        <w:t xml:space="preserve">premiere valeur : 12 - deuxieme valeur : 16</w:t>
+        <w:t xml:space="preserve">premiere valeur : 12 - deuxieme valeur : 16</w:t>
       </w:r>
     </w:p>
     <w:p>

--- a/enonces/GEN_enonces.docx
+++ b/enonces/GEN_enonces.docx
@@ -4,7 +4,52 @@
   <w:body>
     <w:p>
       <w:pPr>
-        <w:spacing w:after="120" w:before="1200"/>
+        <w:spacing w:after="0"/>
+      </w:pPr>
+      <w:r>
+        <w:drawing>
+          <wp:inline distT="0" distB="0" distL="0" distR="0">
+            <wp:extent cx="1514475" cy="723900"/>
+            <wp:effectExtent t="0" r="0" b="0" l="0"/>
+            <wp:docPr id="1" name="logo" descr="Logo de l'EPHEC" title="EPHEC"/>
+            <wp:cNvGraphicFramePr>
+              <a:graphicFrameLocks xmlns:a="http://schemas.openxmlformats.org/drawingml/2006/main" noChangeAspect="1"/>
+            </wp:cNvGraphicFramePr>
+            <a:graphic xmlns:a="http://schemas.openxmlformats.org/drawingml/2006/main">
+              <a:graphicData uri="http://schemas.openxmlformats.org/drawingml/2006/picture">
+                <pic:pic xmlns:pic="http://schemas.openxmlformats.org/drawingml/2006/picture">
+                  <pic:nvPicPr>
+                    <pic:cNvPr id="0" name="" descr=""/>
+                    <pic:cNvPicPr>
+                      <a:picLocks noChangeAspect="1" noChangeArrowheads="1"/>
+                    </pic:cNvPicPr>
+                  </pic:nvPicPr>
+                  <pic:blipFill>
+                    <a:blip r:embed="rId7" cstate="none"/>
+                    <a:srcRect/>
+                    <a:stretch>
+                      <a:fillRect/>
+                    </a:stretch>
+                  </pic:blipFill>
+                  <pic:spPr bwMode="auto">
+                    <a:xfrm>
+                      <a:off x="0" y="0"/>
+                      <a:ext cx="1514475" cy="723900"/>
+                    </a:xfrm>
+                    <a:prstGeom prst="rect">
+                      <a:avLst/>
+                    </a:prstGeom>
+                  </pic:spPr>
+                </pic:pic>
+              </a:graphicData>
+            </a:graphic>
+          </wp:inline>
+        </w:drawing>
+      </w:r>
+    </w:p>
+    <w:p>
+      <w:pPr>
+        <w:spacing w:after="120" w:before="700"/>
         <w:jc w:val="center"/>
       </w:pPr>
       <w:r>
@@ -64,6 +109,7 @@
     </w:p>
     <w:p>
       <w:pPr>
+        <w:keepNext w:val="false"/>
         <w:spacing w:after="120"/>
         <w:jc w:val="center"/>
       </w:pPr>
@@ -78,6 +124,7 @@
     </w:p>
     <w:p>
       <w:pPr>
+        <w:keepNext w:val="false"/>
         <w:spacing w:after="120"/>
         <w:jc w:val="center"/>
       </w:pPr>
@@ -117,32 +164,736 @@
         <w:t xml:space="preserve">Comment travailler ces exercices</w:t>
       </w:r>
     </w:p>
+    <w:tbl>
+      <w:tblPr>
+        <w:tblW w:type="dxa" w:w="9360"/>
+        <w:tblBorders>
+          <w:top w:val="single" w:color="BFBFBF" w:sz="2"/>
+          <w:left w:val="single" w:color="BFBFBF" w:sz="2"/>
+          <w:bottom w:val="single" w:color="BFBFBF" w:sz="2"/>
+          <w:right w:val="single" w:color="BFBFBF" w:sz="2"/>
+          <w:insideH w:val="none"/>
+          <w:insideV w:val="none"/>
+        </w:tblBorders>
+      </w:tblPr>
+      <w:tblGrid>
+        <w:gridCol w:w="9360"/>
+      </w:tblGrid>
+      <w:tr>
+        <w:trPr>
+          <w:cantSplit/>
+        </w:trPr>
+        <w:tc>
+          <w:tcPr>
+            <w:tcW w:type="dxa" w:w="9360"/>
+            <w:shd w:fill="F2F2F2" w:val="clear"/>
+            <w:tcMar>
+              <w:top w:type="dxa" w:w="140"/>
+              <w:left w:type="dxa" w:w="180"/>
+              <w:bottom w:type="dxa" w:w="140"/>
+              <w:right w:type="dxa" w:w="180"/>
+            </w:tcMar>
+          </w:tcPr>
+          <w:p>
+            <w:pPr>
+              <w:keepNext/>
+              <w:spacing w:after="100" w:before="0"/>
+            </w:pPr>
+            <w:r>
+              <w:rPr>
+                <w:sz w:val="22"/>
+                <w:szCs w:val="22"/>
+              </w:rPr>
+              <w:t xml:space="preserve">Les exercices de ce thème se trouvent tous dans </w:t>
+            </w:r>
+            <w:r>
+              <w:rPr>
+                <w:rFonts w:ascii="Consolas" w:hAnsi="Consolas" w:cs="Consolas"/>
+                <w:color w:val="E97132" w:themeColor="accent2"/>
+                <w:sz w:val="18"/>
+                <w:szCs w:val="18"/>
+              </w:rPr>
+              <w:t xml:space="preserve">be.ephec.java.gen</w:t>
+            </w:r>
+            <w:r>
+              <w:rPr>
+                <w:sz w:val="22"/>
+                <w:szCs w:val="22"/>
+              </w:rPr>
+              <w:t xml:space="preserve">, chacun dans un sous-package.</w:t>
+            </w:r>
+          </w:p>
+          <w:p>
+            <w:pPr>
+              <w:keepNext/>
+              <w:spacing w:after="100" w:before="0"/>
+            </w:pPr>
+            <w:r>
+              <w:rPr>
+                <w:b/>
+                <w:bCs/>
+                <w:sz w:val="22"/>
+                <w:szCs w:val="22"/>
+              </w:rPr>
+              <w:t xml:space="preserve">Chaque exercice est autonome. </w:t>
+            </w:r>
+            <w:r>
+              <w:rPr>
+                <w:sz w:val="22"/>
+                <w:szCs w:val="22"/>
+              </w:rPr>
+              <w:t xml:space="preserve">Son package contient tout ce dont il a besoin et n'importe jamais une classe d'un autre exercice. </w:t>
+            </w:r>
+            <w:r>
+              <w:rPr>
+                <w:sz w:val="22"/>
+                <w:szCs w:val="22"/>
+              </w:rPr>
+              <w:t xml:space="preserve">Quand un exercice reprend une classe d'un exercice précédent, vous partez d'une copie : </w:t>
+            </w:r>
+            <w:r>
+              <w:rPr>
+                <w:sz w:val="22"/>
+                <w:szCs w:val="22"/>
+              </w:rPr>
+              <w:t xml:space="preserve">vous pouvez donc en rater un sans être bloqué pour la suite.</w:t>
+            </w:r>
+          </w:p>
+          <w:p>
+            <w:pPr>
+              <w:keepNext/>
+              <w:spacing w:after="100" w:before="0"/>
+            </w:pPr>
+            <w:r>
+              <w:rPr>
+                <w:b/>
+                <w:bCs/>
+                <w:sz w:val="22"/>
+                <w:szCs w:val="22"/>
+              </w:rPr>
+              <w:t xml:space="preserve">Comment lancer les tests, comment lire un test vert, pourquoi laisser votre code compilable : </w:t>
+            </w:r>
+            <w:r>
+              <w:rPr>
+                <w:sz w:val="22"/>
+                <w:szCs w:val="22"/>
+              </w:rPr>
+              <w:t xml:space="preserve">tout cela est commun à tous les thèmes et se trouve dans un document à part, </w:t>
+            </w:r>
+            <w:r>
+              <w:rPr>
+                <w:rFonts w:ascii="Consolas" w:hAnsi="Consolas" w:cs="Consolas"/>
+                <w:color w:val="E97132" w:themeColor="accent2"/>
+                <w:sz w:val="18"/>
+                <w:szCs w:val="18"/>
+              </w:rPr>
+              <w:t xml:space="preserve">Memento_Exercices.docx</w:t>
+            </w:r>
+            <w:r>
+              <w:rPr>
+                <w:sz w:val="22"/>
+                <w:szCs w:val="22"/>
+              </w:rPr>
+              <w:t xml:space="preserve">. Lisez-le une fois en début d'année.</w:t>
+            </w:r>
+          </w:p>
+          <w:p>
+            <w:pPr>
+              <w:keepNext/>
+              <w:spacing w:after="60" w:before="120"/>
+            </w:pPr>
+            <w:r>
+              <w:rPr>
+                <w:b/>
+                <w:bCs/>
+                <w:sz w:val="22"/>
+                <w:szCs w:val="22"/>
+              </w:rPr>
+              <w:t xml:space="preserve">Comment se lit un exercice</w:t>
+            </w:r>
+          </w:p>
+          <w:p>
+            <w:pPr>
+              <w:keepNext/>
+              <w:spacing w:after="100" w:before="0"/>
+            </w:pPr>
+            <w:r>
+              <w:rPr>
+                <w:sz w:val="22"/>
+                <w:szCs w:val="22"/>
+              </w:rPr>
+              <w:t xml:space="preserve">Chaque exercice suit la même structure. Toutes les sections ne figurent pas dans tous les exercices.</w:t>
+            </w:r>
+          </w:p>
+          <w:tbl>
+            <w:tblPr>
+              <w:tblW w:type="dxa" w:w="8880"/>
+              <w:tblBorders>
+                <w:top w:val="single" w:color="auto" w:sz="4"/>
+                <w:left w:val="single" w:color="auto" w:sz="4"/>
+                <w:bottom w:val="single" w:color="auto" w:sz="4"/>
+                <w:right w:val="single" w:color="auto" w:sz="4"/>
+                <w:insideH w:val="single" w:color="auto" w:sz="4"/>
+                <w:insideV w:val="single" w:color="auto" w:sz="4"/>
+              </w:tblBorders>
+            </w:tblPr>
+            <w:tblGrid>
+              <w:gridCol w:w="2500"/>
+              <w:gridCol w:w="6380"/>
+            </w:tblGrid>
+            <w:tr>
+              <w:trPr>
+                <w:tblHeader/>
+              </w:trPr>
+              <w:tc>
+                <w:tcPr>
+                  <w:tcW w:type="dxa" w:w="2500"/>
+                  <w:shd w:fill="D9D9D9" w:val="clear"/>
+                  <w:tcMar>
+                    <w:top w:type="dxa" w:w="50"/>
+                    <w:left w:type="dxa" w:w="100"/>
+                    <w:bottom w:type="dxa" w:w="50"/>
+                    <w:right w:type="dxa" w:w="100"/>
+                  </w:tcMar>
+                </w:tcPr>
+                <w:p>
+                  <w:pPr>
+                    <w:spacing w:after="0"/>
+                  </w:pPr>
+                  <w:r>
+                    <w:rPr>
+                      <w:b/>
+                      <w:bCs/>
+                      <w:sz w:val="20"/>
+                      <w:szCs w:val="20"/>
+                    </w:rPr>
+                    <w:t xml:space="preserve">Section</w:t>
+                  </w:r>
+                </w:p>
+              </w:tc>
+              <w:tc>
+                <w:tcPr>
+                  <w:tcW w:type="dxa" w:w="6380"/>
+                  <w:shd w:fill="D9D9D9" w:val="clear"/>
+                  <w:tcMar>
+                    <w:top w:type="dxa" w:w="50"/>
+                    <w:left w:type="dxa" w:w="100"/>
+                    <w:bottom w:type="dxa" w:w="50"/>
+                    <w:right w:type="dxa" w:w="100"/>
+                  </w:tcMar>
+                </w:tcPr>
+                <w:p>
+                  <w:pPr>
+                    <w:spacing w:after="0"/>
+                  </w:pPr>
+                  <w:r>
+                    <w:rPr>
+                      <w:b/>
+                      <w:bCs/>
+                      <w:sz w:val="20"/>
+                      <w:szCs w:val="20"/>
+                    </w:rPr>
+                    <w:t xml:space="preserve">Ce qu'elle vous apporte</w:t>
+                  </w:r>
+                </w:p>
+              </w:tc>
+            </w:tr>
+            <w:tr>
+              <w:trPr>
+                <w:cantSplit/>
+              </w:trPr>
+              <w:tc>
+                <w:tcPr>
+                  <w:tcW w:type="dxa" w:w="2500"/>
+                  <w:shd w:fill="FFFFFF" w:val="clear"/>
+                  <w:tcMar>
+                    <w:top w:type="dxa" w:w="50"/>
+                    <w:left w:type="dxa" w:w="100"/>
+                    <w:bottom w:type="dxa" w:w="50"/>
+                    <w:right w:type="dxa" w:w="100"/>
+                  </w:tcMar>
+                </w:tcPr>
+                <w:p>
+                  <w:pPr>
+                    <w:spacing w:after="0"/>
+                  </w:pPr>
+                  <w:r>
+                    <w:rPr>
+                      <w:b/>
+                      <w:bCs/>
+                      <w:sz w:val="20"/>
+                      <w:szCs w:val="20"/>
+                    </w:rPr>
+                    <w:t xml:space="preserve">Objectif</w:t>
+                  </w:r>
+                </w:p>
+              </w:tc>
+              <w:tc>
+                <w:tcPr>
+                  <w:tcW w:type="dxa" w:w="6380"/>
+                  <w:shd w:fill="FFFFFF" w:val="clear"/>
+                  <w:tcMar>
+                    <w:top w:type="dxa" w:w="50"/>
+                    <w:left w:type="dxa" w:w="100"/>
+                    <w:bottom w:type="dxa" w:w="50"/>
+                    <w:right w:type="dxa" w:w="100"/>
+                  </w:tcMar>
+                </w:tcPr>
+                <w:p>
+                  <w:pPr>
+                    <w:spacing w:after="0"/>
+                  </w:pPr>
+                  <w:r>
+                    <w:rPr>
+                      <w:sz w:val="20"/>
+                      <w:szCs w:val="20"/>
+                    </w:rPr>
+                    <w:t xml:space="preserve">Ce que l'exercice vous fait pratiquer, en une ou deux phrases.</w:t>
+                  </w:r>
+                </w:p>
+              </w:tc>
+            </w:tr>
+            <w:tr>
+              <w:trPr>
+                <w:cantSplit/>
+              </w:trPr>
+              <w:tc>
+                <w:tcPr>
+                  <w:tcW w:type="dxa" w:w="2500"/>
+                  <w:shd w:fill="FFFFFF" w:val="clear"/>
+                  <w:tcMar>
+                    <w:top w:type="dxa" w:w="50"/>
+                    <w:left w:type="dxa" w:w="100"/>
+                    <w:bottom w:type="dxa" w:w="50"/>
+                    <w:right w:type="dxa" w:w="100"/>
+                  </w:tcMar>
+                </w:tcPr>
+                <w:p>
+                  <w:pPr>
+                    <w:spacing w:after="0"/>
+                  </w:pPr>
+                  <w:r>
+                    <w:rPr>
+                      <w:b/>
+                      <w:bCs/>
+                      <w:sz w:val="20"/>
+                      <w:szCs w:val="20"/>
+                    </w:rPr>
+                    <w:t xml:space="preserve">Contexte</w:t>
+                  </w:r>
+                </w:p>
+              </w:tc>
+              <w:tc>
+                <w:tcPr>
+                  <w:tcW w:type="dxa" w:w="6380"/>
+                  <w:shd w:fill="FFFFFF" w:val="clear"/>
+                  <w:tcMar>
+                    <w:top w:type="dxa" w:w="50"/>
+                    <w:left w:type="dxa" w:w="100"/>
+                    <w:bottom w:type="dxa" w:w="50"/>
+                    <w:right w:type="dxa" w:w="100"/>
+                  </w:tcMar>
+                </w:tcPr>
+                <w:p>
+                  <w:pPr>
+                    <w:spacing w:after="0"/>
+                  </w:pPr>
+                  <w:r>
+                    <w:rPr>
+                      <w:sz w:val="20"/>
+                      <w:szCs w:val="20"/>
+                    </w:rPr>
+                    <w:t xml:space="preserve">Facultatif. La situation ou le rappel qui éclaire l'énoncé.</w:t>
+                  </w:r>
+                </w:p>
+              </w:tc>
+            </w:tr>
+            <w:tr>
+              <w:trPr>
+                <w:cantSplit/>
+              </w:trPr>
+              <w:tc>
+                <w:tcPr>
+                  <w:tcW w:type="dxa" w:w="2500"/>
+                  <w:shd w:fill="FFFFFF" w:val="clear"/>
+                  <w:tcMar>
+                    <w:top w:type="dxa" w:w="50"/>
+                    <w:left w:type="dxa" w:w="100"/>
+                    <w:bottom w:type="dxa" w:w="50"/>
+                    <w:right w:type="dxa" w:w="100"/>
+                  </w:tcMar>
+                </w:tcPr>
+                <w:p>
+                  <w:pPr>
+                    <w:spacing w:after="0"/>
+                  </w:pPr>
+                  <w:r>
+                    <w:rPr>
+                      <w:b/>
+                      <w:bCs/>
+                      <w:sz w:val="20"/>
+                      <w:szCs w:val="20"/>
+                    </w:rPr>
+                    <w:t xml:space="preserve">Énoncé</w:t>
+                  </w:r>
+                </w:p>
+              </w:tc>
+              <w:tc>
+                <w:tcPr>
+                  <w:tcW w:type="dxa" w:w="6380"/>
+                  <w:shd w:fill="FFFFFF" w:val="clear"/>
+                  <w:tcMar>
+                    <w:top w:type="dxa" w:w="50"/>
+                    <w:left w:type="dxa" w:w="100"/>
+                    <w:bottom w:type="dxa" w:w="50"/>
+                    <w:right w:type="dxa" w:w="100"/>
+                  </w:tcMar>
+                </w:tcPr>
+                <w:p>
+                  <w:pPr>
+                    <w:spacing w:after="0"/>
+                  </w:pPr>
+                  <w:r>
+                    <w:rPr>
+                      <w:sz w:val="20"/>
+                      <w:szCs w:val="20"/>
+                    </w:rPr>
+                    <w:t xml:space="preserve">Ce qu'il faut écrire. Un énoncé long est parfois découpé en deux parties.</w:t>
+                  </w:r>
+                </w:p>
+              </w:tc>
+            </w:tr>
+            <w:tr>
+              <w:trPr>
+                <w:cantSplit/>
+              </w:trPr>
+              <w:tc>
+                <w:tcPr>
+                  <w:tcW w:type="dxa" w:w="2500"/>
+                  <w:shd w:fill="FFFFFF" w:val="clear"/>
+                  <w:tcMar>
+                    <w:top w:type="dxa" w:w="50"/>
+                    <w:left w:type="dxa" w:w="100"/>
+                    <w:bottom w:type="dxa" w:w="50"/>
+                    <w:right w:type="dxa" w:w="100"/>
+                  </w:tcMar>
+                </w:tcPr>
+                <w:p>
+                  <w:pPr>
+                    <w:spacing w:after="0"/>
+                  </w:pPr>
+                  <w:r>
+                    <w:rPr>
+                      <w:b/>
+                      <w:bCs/>
+                      <w:sz w:val="20"/>
+                      <w:szCs w:val="20"/>
+                    </w:rPr>
+                    <w:t xml:space="preserve">Spécifications à respecter</w:t>
+                  </w:r>
+                </w:p>
+              </w:tc>
+              <w:tc>
+                <w:tcPr>
+                  <w:tcW w:type="dxa" w:w="6380"/>
+                  <w:shd w:fill="FFFFFF" w:val="clear"/>
+                  <w:tcMar>
+                    <w:top w:type="dxa" w:w="50"/>
+                    <w:left w:type="dxa" w:w="100"/>
+                    <w:bottom w:type="dxa" w:w="50"/>
+                    <w:right w:type="dxa" w:w="100"/>
+                  </w:tcMar>
+                </w:tcPr>
+                <w:p>
+                  <w:pPr>
+                    <w:spacing w:after="0"/>
+                  </w:pPr>
+                  <w:r>
+                    <w:rPr>
+                      <w:sz w:val="20"/>
+                      <w:szCs w:val="20"/>
+                    </w:rPr>
+                    <w:t xml:space="preserve">Les noms, les signatures et les comportements imposés. Les tests s'appuient dessus : respectez-les à la lettre.</w:t>
+                  </w:r>
+                </w:p>
+              </w:tc>
+            </w:tr>
+            <w:tr>
+              <w:trPr>
+                <w:cantSplit/>
+              </w:trPr>
+              <w:tc>
+                <w:tcPr>
+                  <w:tcW w:type="dxa" w:w="2500"/>
+                  <w:shd w:fill="FFFFFF" w:val="clear"/>
+                  <w:tcMar>
+                    <w:top w:type="dxa" w:w="50"/>
+                    <w:left w:type="dxa" w:w="100"/>
+                    <w:bottom w:type="dxa" w:w="50"/>
+                    <w:right w:type="dxa" w:w="100"/>
+                  </w:tcMar>
+                </w:tcPr>
+                <w:p>
+                  <w:pPr>
+                    <w:spacing w:after="0"/>
+                  </w:pPr>
+                  <w:r>
+                    <w:rPr>
+                      <w:b/>
+                      <w:bCs/>
+                      <w:sz w:val="20"/>
+                      <w:szCs w:val="20"/>
+                    </w:rPr>
+                    <w:t xml:space="preserve">Ce qui vous est fourni</w:t>
+                  </w:r>
+                </w:p>
+              </w:tc>
+              <w:tc>
+                <w:tcPr>
+                  <w:tcW w:type="dxa" w:w="6380"/>
+                  <w:shd w:fill="FFFFFF" w:val="clear"/>
+                  <w:tcMar>
+                    <w:top w:type="dxa" w:w="50"/>
+                    <w:left w:type="dxa" w:w="100"/>
+                    <w:bottom w:type="dxa" w:w="50"/>
+                    <w:right w:type="dxa" w:w="100"/>
+                  </w:tcMar>
+                </w:tcPr>
+                <w:p>
+                  <w:pPr>
+                    <w:spacing w:after="0"/>
+                  </w:pPr>
+                  <w:r>
+                    <w:rPr>
+                      <w:sz w:val="20"/>
+                      <w:szCs w:val="20"/>
+                    </w:rPr>
+                    <w:t xml:space="preserve">Les classes déjà écrites que vous trouverez dans le package de l'exercice.</w:t>
+                  </w:r>
+                </w:p>
+              </w:tc>
+            </w:tr>
+            <w:tr>
+              <w:trPr>
+                <w:cantSplit/>
+              </w:trPr>
+              <w:tc>
+                <w:tcPr>
+                  <w:tcW w:type="dxa" w:w="2500"/>
+                  <w:shd w:fill="FFFFFF" w:val="clear"/>
+                  <w:tcMar>
+                    <w:top w:type="dxa" w:w="50"/>
+                    <w:left w:type="dxa" w:w="100"/>
+                    <w:bottom w:type="dxa" w:w="50"/>
+                    <w:right w:type="dxa" w:w="100"/>
+                  </w:tcMar>
+                </w:tcPr>
+                <w:p>
+                  <w:pPr>
+                    <w:spacing w:after="0"/>
+                  </w:pPr>
+                  <w:r>
+                    <w:rPr>
+                      <w:b/>
+                      <w:bCs/>
+                      <w:sz w:val="20"/>
+                      <w:szCs w:val="20"/>
+                    </w:rPr>
+                    <w:t xml:space="preserve">Exemples attendus</w:t>
+                  </w:r>
+                </w:p>
+              </w:tc>
+              <w:tc>
+                <w:tcPr>
+                  <w:tcW w:type="dxa" w:w="6380"/>
+                  <w:shd w:fill="FFFFFF" w:val="clear"/>
+                  <w:tcMar>
+                    <w:top w:type="dxa" w:w="50"/>
+                    <w:left w:type="dxa" w:w="100"/>
+                    <w:bottom w:type="dxa" w:w="50"/>
+                    <w:right w:type="dxa" w:w="100"/>
+                  </w:tcMar>
+                </w:tcPr>
+                <w:p>
+                  <w:pPr>
+                    <w:spacing w:after="0"/>
+                  </w:pPr>
+                  <w:r>
+                    <w:rPr>
+                      <w:sz w:val="20"/>
+                      <w:szCs w:val="20"/>
+                    </w:rPr>
+                    <w:t xml:space="preserve">Des valeurs d'entrée et les résultats qu'elles doivent produire.</w:t>
+                  </w:r>
+                </w:p>
+              </w:tc>
+            </w:tr>
+            <w:tr>
+              <w:trPr>
+                <w:cantSplit/>
+              </w:trPr>
+              <w:tc>
+                <w:tcPr>
+                  <w:tcW w:type="dxa" w:w="2500"/>
+                  <w:shd w:fill="FFFFFF" w:val="clear"/>
+                  <w:tcMar>
+                    <w:top w:type="dxa" w:w="50"/>
+                    <w:left w:type="dxa" w:w="100"/>
+                    <w:bottom w:type="dxa" w:w="50"/>
+                    <w:right w:type="dxa" w:w="100"/>
+                  </w:tcMar>
+                </w:tcPr>
+                <w:p>
+                  <w:pPr>
+                    <w:spacing w:after="0"/>
+                  </w:pPr>
+                  <w:r>
+                    <w:rPr>
+                      <w:b/>
+                      <w:bCs/>
+                      <w:sz w:val="20"/>
+                      <w:szCs w:val="20"/>
+                    </w:rPr>
+                    <w:t xml:space="preserve">Comment vérifier votre code</w:t>
+                  </w:r>
+                </w:p>
+              </w:tc>
+              <w:tc>
+                <w:tcPr>
+                  <w:tcW w:type="dxa" w:w="6380"/>
+                  <w:shd w:fill="FFFFFF" w:val="clear"/>
+                  <w:tcMar>
+                    <w:top w:type="dxa" w:w="50"/>
+                    <w:left w:type="dxa" w:w="100"/>
+                    <w:bottom w:type="dxa" w:w="50"/>
+                    <w:right w:type="dxa" w:w="100"/>
+                  </w:tcMar>
+                </w:tcPr>
+                <w:p>
+                  <w:pPr>
+                    <w:spacing w:after="0"/>
+                  </w:pPr>
+                  <w:r>
+                    <w:rPr>
+                      <w:sz w:val="20"/>
+                      <w:szCs w:val="20"/>
+                    </w:rPr>
+                    <w:t xml:space="preserve">La classe de test à lancer et ce qu'elle contrôle. Tant qu'elle n'est pas entièrement verte, l'exercice n'est pas terminé.</w:t>
+                  </w:r>
+                </w:p>
+              </w:tc>
+            </w:tr>
+            <w:tr>
+              <w:trPr>
+                <w:cantSplit/>
+              </w:trPr>
+              <w:tc>
+                <w:tcPr>
+                  <w:tcW w:type="dxa" w:w="2500"/>
+                  <w:shd w:fill="FFFFFF" w:val="clear"/>
+                  <w:tcMar>
+                    <w:top w:type="dxa" w:w="50"/>
+                    <w:left w:type="dxa" w:w="100"/>
+                    <w:bottom w:type="dxa" w:w="50"/>
+                    <w:right w:type="dxa" w:w="100"/>
+                  </w:tcMar>
+                </w:tcPr>
+                <w:p>
+                  <w:pPr>
+                    <w:spacing w:after="0"/>
+                  </w:pPr>
+                  <w:r>
+                    <w:rPr>
+                      <w:b/>
+                      <w:bCs/>
+                      <w:sz w:val="20"/>
+                      <w:szCs w:val="20"/>
+                    </w:rPr>
+                    <w:t xml:space="preserve">Questions à se poser</w:t>
+                  </w:r>
+                </w:p>
+              </w:tc>
+              <w:tc>
+                <w:tcPr>
+                  <w:tcW w:type="dxa" w:w="6380"/>
+                  <w:shd w:fill="FFFFFF" w:val="clear"/>
+                  <w:tcMar>
+                    <w:top w:type="dxa" w:w="50"/>
+                    <w:left w:type="dxa" w:w="100"/>
+                    <w:bottom w:type="dxa" w:w="50"/>
+                    <w:right w:type="dxa" w:w="100"/>
+                  </w:tcMar>
+                </w:tcPr>
+                <w:p>
+                  <w:pPr>
+                    <w:spacing w:after="0"/>
+                  </w:pPr>
+                  <w:r>
+                    <w:rPr>
+                      <w:sz w:val="20"/>
+                      <w:szCs w:val="20"/>
+                    </w:rPr>
+                    <w:t xml:space="preserve">Des questions pour prendre du recul une fois l'exercice réussi. Il n'y a rien à rendre : ce sont elles qui fixent ce que vous avez appris.</w:t>
+                  </w:r>
+                </w:p>
+              </w:tc>
+            </w:tr>
+          </w:tbl>
+          <w:p>
+            <w:pPr>
+              <w:keepNext/>
+              <w:spacing w:after="0" w:before="120"/>
+            </w:pPr>
+            <w:r>
+              <w:rPr>
+                <w:sz w:val="22"/>
+                <w:szCs w:val="22"/>
+              </w:rPr>
+              <w:t xml:space="preserve">D'autres titres apparaissent ponctuellement : un piège à connaître, une remarque, un rappel. </w:t>
+            </w:r>
+            <w:r>
+              <w:rPr>
+                <w:sz w:val="22"/>
+                <w:szCs w:val="22"/>
+              </w:rPr>
+              <w:t xml:space="preserve">Ce sont des encarts propres à l'exercice, à lire avant de commencer.</w:t>
+            </w:r>
+          </w:p>
+        </w:tc>
+      </w:tr>
+    </w:tbl>
     <w:p>
       <w:pPr>
         <w:spacing w:after="120"/>
       </w:pPr>
-      <w:r>
-        <w:rPr>
-          <w:sz w:val="22"/>
-          <w:szCs w:val="22"/>
-        </w:rPr>
-        <w:t xml:space="preserve">Les exercices de ce thème vivent sous </w:t>
-      </w:r>
-      <w:r>
-        <w:rPr>
-          <w:rFonts w:ascii="Consolas" w:cs="Consolas" w:eastAsia="Consolas" w:hAnsi="Consolas"/>
-          <w:color w:val="8B2500"/>
-          <w:sz w:val="22"/>
-          <w:szCs w:val="22"/>
-        </w:rPr>
-        <w:t xml:space="preserve">be.ephec.java.gen</w:t>
-      </w:r>
-      <w:r>
-        <w:rPr>
-          <w:sz w:val="22"/>
-          <w:szCs w:val="22"/>
-        </w:rPr>
-        <w:t xml:space="preserve">, un sous-package par exercice.</w:t>
+    </w:p>
+    <w:p>
+      <w:pPr>
+        <w:keepNext/>
+        <w:spacing w:after="120"/>
+      </w:pPr>
+      <w:r>
+        <w:rPr>
+          <w:sz w:val="22"/>
+          <w:szCs w:val="22"/>
+        </w:rPr>
+        <w:t xml:space="preserve">Les exercices du thème. Leurs codes sont </w:t>
+      </w:r>
+      <w:r>
+        <w:rPr>
+          <w:b/>
+          <w:bCs/>
+          <w:sz w:val="22"/>
+          <w:szCs w:val="22"/>
+        </w:rPr>
+        <w:t xml:space="preserve">cliquables</w:t>
+      </w:r>
+      <w:r>
+        <w:rPr>
+          <w:sz w:val="22"/>
+          <w:szCs w:val="22"/>
+        </w:rPr>
+        <w:t xml:space="preserve"> : ils mènent directement à l'exercice.</w:t>
       </w:r>
     </w:p>
     <w:tbl>
@@ -293,7 +1044,8 @@
             </w:pPr>
             <w:r>
               <w:rPr>
-                <w:rFonts w:ascii="Consolas" w:cs="Consolas" w:eastAsia="Consolas" w:hAnsi="Consolas"/>
+                <w:rFonts w:ascii="Consolas" w:hAnsi="Consolas" w:cs="Consolas"/>
+                <w:color w:val="E97132" w:themeColor="accent2"/>
                 <w:sz w:val="18"/>
                 <w:szCs w:val="18"/>
               </w:rPr>
@@ -373,7 +1125,8 @@
             </w:pPr>
             <w:r>
               <w:rPr>
-                <w:rFonts w:ascii="Consolas" w:cs="Consolas" w:eastAsia="Consolas" w:hAnsi="Consolas"/>
+                <w:rFonts w:ascii="Consolas" w:hAnsi="Consolas" w:cs="Consolas"/>
+                <w:color w:val="E97132" w:themeColor="accent2"/>
                 <w:sz w:val="18"/>
                 <w:szCs w:val="18"/>
               </w:rPr>
@@ -453,7 +1206,8 @@
             </w:pPr>
             <w:r>
               <w:rPr>
-                <w:rFonts w:ascii="Consolas" w:cs="Consolas" w:eastAsia="Consolas" w:hAnsi="Consolas"/>
+                <w:rFonts w:ascii="Consolas" w:hAnsi="Consolas" w:cs="Consolas"/>
+                <w:color w:val="E97132" w:themeColor="accent2"/>
                 <w:sz w:val="18"/>
                 <w:szCs w:val="18"/>
               </w:rPr>
@@ -533,7 +1287,8 @@
             </w:pPr>
             <w:r>
               <w:rPr>
-                <w:rFonts w:ascii="Consolas" w:cs="Consolas" w:eastAsia="Consolas" w:hAnsi="Consolas"/>
+                <w:rFonts w:ascii="Consolas" w:hAnsi="Consolas" w:cs="Consolas"/>
+                <w:color w:val="E97132" w:themeColor="accent2"/>
                 <w:sz w:val="18"/>
                 <w:szCs w:val="18"/>
               </w:rPr>
@@ -613,7 +1368,8 @@
             </w:pPr>
             <w:r>
               <w:rPr>
-                <w:rFonts w:ascii="Consolas" w:cs="Consolas" w:eastAsia="Consolas" w:hAnsi="Consolas"/>
+                <w:rFonts w:ascii="Consolas" w:hAnsi="Consolas" w:cs="Consolas"/>
+                <w:color w:val="E97132" w:themeColor="accent2"/>
                 <w:sz w:val="18"/>
                 <w:szCs w:val="18"/>
               </w:rPr>
@@ -693,7 +1449,8 @@
             </w:pPr>
             <w:r>
               <w:rPr>
-                <w:rFonts w:ascii="Consolas" w:cs="Consolas" w:eastAsia="Consolas" w:hAnsi="Consolas"/>
+                <w:rFonts w:ascii="Consolas" w:hAnsi="Consolas" w:cs="Consolas"/>
+                <w:color w:val="E97132" w:themeColor="accent2"/>
                 <w:sz w:val="18"/>
                 <w:szCs w:val="18"/>
               </w:rPr>
@@ -728,92 +1485,6 @@
     </w:tbl>
     <w:p>
       <w:pPr>
-        <w:spacing w:after="120"/>
-      </w:pPr>
-      <w:r>
-        <w:rPr>
-          <w:b/>
-          <w:bCs/>
-          <w:sz w:val="22"/>
-          <w:szCs w:val="22"/>
-        </w:rPr>
-        <w:t xml:space="preserve">Chaque exercice est autonome. </w:t>
-      </w:r>
-      <w:r>
-        <w:rPr>
-          <w:sz w:val="22"/>
-          <w:szCs w:val="22"/>
-        </w:rPr>
-        <w:t xml:space="preserve">Son package contient tout ce dont il a besoin et n'importe jamais une classe d'un autre exercice.</w:t>
-      </w:r>
-    </w:p>
-    <w:p>
-      <w:pPr>
-        <w:spacing w:after="120"/>
-      </w:pPr>
-      <w:r>
-        <w:rPr>
-          <w:b/>
-          <w:bCs/>
-          <w:sz w:val="22"/>
-          <w:szCs w:val="22"/>
-        </w:rPr>
-        <w:t xml:space="preserve">Comment lancer les tests, comment lire un test vert, pourquoi laisser votre code compilable : </w:t>
-      </w:r>
-      <w:r>
-        <w:rPr>
-          <w:sz w:val="22"/>
-          <w:szCs w:val="22"/>
-        </w:rPr>
-        <w:t xml:space="preserve">tout cela est commun aux quinze thèmes, et vit dans un document à part — </w:t>
-      </w:r>
-      <w:r>
-        <w:rPr>
-          <w:rFonts w:ascii="Consolas" w:cs="Consolas" w:eastAsia="Consolas" w:hAnsi="Consolas"/>
-          <w:color w:val="8B2500"/>
-          <w:sz w:val="22"/>
-          <w:szCs w:val="22"/>
-        </w:rPr>
-        <w:t xml:space="preserve">Memento_Exercices.docx</w:t>
-      </w:r>
-      <w:r>
-        <w:rPr>
-          <w:sz w:val="22"/>
-          <w:szCs w:val="22"/>
-        </w:rPr>
-        <w:t xml:space="preserve">. Lisez-le une fois en début d'année.</w:t>
-      </w:r>
-    </w:p>
-    <w:p>
-      <w:pPr>
-        <w:spacing w:after="120"/>
-      </w:pPr>
-      <w:r>
-        <w:rPr>
-          <w:sz w:val="22"/>
-          <w:szCs w:val="22"/>
-        </w:rPr>
-        <w:t xml:space="preserve">Ce fascicule-ci ne parle que de son thème. Les codes du tableau ci-dessus sont </w:t>
-      </w:r>
-      <w:r>
-        <w:rPr>
-          <w:b/>
-          <w:bCs/>
-          <w:sz w:val="22"/>
-          <w:szCs w:val="22"/>
-        </w:rPr>
-        <w:t xml:space="preserve">cliquables</w:t>
-      </w:r>
-      <w:r>
-        <w:rPr>
-          <w:sz w:val="22"/>
-          <w:szCs w:val="22"/>
-        </w:rPr>
-        <w:t xml:space="preserve"> : ils mènent directement à l'exercice.</w:t>
-      </w:r>
-    </w:p>
-    <w:p>
-      <w:pPr>
         <w:pStyle w:val="Heading2"/>
         <w:keepNext/>
         <w:spacing w:after="100" w:before="240"/>
@@ -831,6 +1502,7 @@
     </w:p>
     <w:p>
       <w:pPr>
+        <w:keepNext w:val="false"/>
         <w:spacing w:after="120"/>
       </w:pPr>
       <w:r>
@@ -838,7 +1510,39 @@
           <w:sz w:val="22"/>
           <w:szCs w:val="22"/>
         </w:rPr>
-        <w:t xml:space="preserve">Vous utilisez la généricité depuis le thème COL, sans l'avoir écrite. C'est ce que signifient les chevrons de List&lt;Integer&gt; ou Map&lt;String, Fiche&gt; : la classe est écrite une fois, le type est décidé à l'utilisation.</w:t>
+        <w:t xml:space="preserve">Vous utilisez la généricité depuis le thème COL, sans l'avoir écrite. C'est ce que signifient les chevrons de </w:t>
+      </w:r>
+      <w:r>
+        <w:rPr>
+          <w:rFonts w:ascii="Consolas" w:hAnsi="Consolas" w:cs="Consolas"/>
+          <w:color w:val="E97132" w:themeColor="accent2"/>
+          <w:sz w:val="18"/>
+          <w:szCs w:val="18"/>
+        </w:rPr>
+        <w:t xml:space="preserve">List&lt;Integer&gt;</w:t>
+      </w:r>
+      <w:r>
+        <w:rPr>
+          <w:sz w:val="22"/>
+          <w:szCs w:val="22"/>
+        </w:rPr>
+        <w:t xml:space="preserve"> ou </w:t>
+      </w:r>
+      <w:r>
+        <w:rPr>
+          <w:rFonts w:ascii="Consolas" w:hAnsi="Consolas" w:cs="Consolas"/>
+          <w:color w:val="E97132" w:themeColor="accent2"/>
+          <w:sz w:val="18"/>
+          <w:szCs w:val="18"/>
+        </w:rPr>
+        <w:t xml:space="preserve">Map&lt;String, Fiche&gt;</w:t>
+      </w:r>
+      <w:r>
+        <w:rPr>
+          <w:sz w:val="22"/>
+          <w:szCs w:val="22"/>
+        </w:rPr>
+        <w:t xml:space="preserve"> : la classe est écrite une fois, le type est décidé à l'utilisation.</w:t>
       </w:r>
     </w:p>
     <w:p>
@@ -850,9 +1554,10 @@
       </w:pPr>
       <w:r>
         <w:rPr>
-          <w:rFonts w:ascii="Consolas" w:cs="Consolas" w:eastAsia="Consolas" w:hAnsi="Consolas"/>
-          <w:sz w:val="19"/>
-          <w:szCs w:val="19"/>
+          <w:rFonts w:ascii="Consolas" w:hAnsi="Consolas" w:cs="Consolas"/>
+          <w:color w:val="E97132" w:themeColor="accent2"/>
+          <w:sz w:val="18"/>
+          <w:szCs w:val="18"/>
         </w:rPr>
         <w:t xml:space="preserve">public class Paire&lt;T&gt; {        // T : parametre de type</w:t>
       </w:r>
@@ -866,9 +1571,10 @@
       </w:pPr>
       <w:r>
         <w:rPr>
-          <w:rFonts w:ascii="Consolas" w:cs="Consolas" w:eastAsia="Consolas" w:hAnsi="Consolas"/>
-          <w:sz w:val="19"/>
-          <w:szCs w:val="19"/>
+          <w:rFonts w:ascii="Consolas" w:hAnsi="Consolas" w:cs="Consolas"/>
+          <w:color w:val="E97132" w:themeColor="accent2"/>
+          <w:sz w:val="18"/>
+          <w:szCs w:val="18"/>
         </w:rPr>
         <w:t xml:space="preserve">    private final T premier;   // s'utilise comme n'importe quel type</w:t>
       </w:r>
@@ -882,9 +1588,10 @@
       </w:pPr>
       <w:r>
         <w:rPr>
-          <w:rFonts w:ascii="Consolas" w:cs="Consolas" w:eastAsia="Consolas" w:hAnsi="Consolas"/>
-          <w:sz w:val="19"/>
-          <w:szCs w:val="19"/>
+          <w:rFonts w:ascii="Consolas" w:hAnsi="Consolas" w:cs="Consolas"/>
+          <w:color w:val="E97132" w:themeColor="accent2"/>
+          <w:sz w:val="18"/>
+          <w:szCs w:val="18"/>
         </w:rPr>
         <w:t xml:space="preserve">}</w:t>
       </w:r>
@@ -898,9 +1605,10 @@
       </w:pPr>
       <w:r>
         <w:rPr>
-          <w:rFonts w:ascii="Consolas" w:cs="Consolas" w:eastAsia="Consolas" w:hAnsi="Consolas"/>
-          <w:sz w:val="19"/>
-          <w:szCs w:val="19"/>
+          <w:rFonts w:ascii="Consolas" w:hAnsi="Consolas" w:cs="Consolas"/>
+          <w:color w:val="E97132" w:themeColor="accent2"/>
+          <w:sz w:val="18"/>
+          <w:szCs w:val="18"/>
         </w:rPr>
         <w:t xml:space="preserve"> </w:t>
       </w:r>
@@ -914,9 +1622,10 @@
       </w:pPr>
       <w:r>
         <w:rPr>
-          <w:rFonts w:ascii="Consolas" w:cs="Consolas" w:eastAsia="Consolas" w:hAnsi="Consolas"/>
-          <w:sz w:val="19"/>
-          <w:szCs w:val="19"/>
+          <w:rFonts w:ascii="Consolas" w:hAnsi="Consolas" w:cs="Consolas"/>
+          <w:color w:val="E97132" w:themeColor="accent2"/>
+          <w:sz w:val="18"/>
+          <w:szCs w:val="18"/>
         </w:rPr>
         <w:t xml:space="preserve">Paire&lt;Integer&gt; notes = new Paire&lt;&gt;(12, 16);   // T vaut Integer ici</w:t>
       </w:r>
@@ -930,9 +1639,10 @@
       </w:pPr>
       <w:r>
         <w:rPr>
-          <w:rFonts w:ascii="Consolas" w:cs="Consolas" w:eastAsia="Consolas" w:hAnsi="Consolas"/>
-          <w:sz w:val="19"/>
-          <w:szCs w:val="19"/>
+          <w:rFonts w:ascii="Consolas" w:hAnsi="Consolas" w:cs="Consolas"/>
+          <w:color w:val="E97132" w:themeColor="accent2"/>
+          <w:sz w:val="18"/>
+          <w:szCs w:val="18"/>
         </w:rPr>
         <w:t xml:space="preserve">Paire&lt;String&gt;  mots  = new Paire&lt;&gt;("a", "b"); // et String la</w:t>
       </w:r>
@@ -959,10 +1669,10 @@
       </w:r>
       <w:r>
         <w:rPr>
-          <w:rFonts w:ascii="Consolas" w:cs="Consolas" w:eastAsia="Consolas" w:hAnsi="Consolas"/>
-          <w:color w:val="8B2500"/>
-          <w:sz w:val="22"/>
-          <w:szCs w:val="22"/>
+          <w:rFonts w:ascii="Consolas" w:hAnsi="Consolas" w:cs="Consolas"/>
+          <w:color w:val="E97132" w:themeColor="accent2"/>
+          <w:sz w:val="18"/>
+          <w:szCs w:val="18"/>
         </w:rPr>
         <w:t xml:space="preserve">Object</w:t>
       </w:r>
@@ -983,9 +1693,10 @@
       </w:pPr>
       <w:r>
         <w:rPr>
-          <w:rFonts w:ascii="Consolas" w:cs="Consolas" w:eastAsia="Consolas" w:hAnsi="Consolas"/>
-          <w:sz w:val="19"/>
-          <w:szCs w:val="19"/>
+          <w:rFonts w:ascii="Consolas" w:hAnsi="Consolas" w:cs="Consolas"/>
+          <w:color w:val="E97132" w:themeColor="accent2"/>
+          <w:sz w:val="18"/>
+          <w:szCs w:val="18"/>
         </w:rPr>
         <w:t xml:space="preserve">Paire paire = new Paire(12, "seize");            // compile !</w:t>
       </w:r>
@@ -999,9 +1710,10 @@
       </w:pPr>
       <w:r>
         <w:rPr>
-          <w:rFonts w:ascii="Consolas" w:cs="Consolas" w:eastAsia="Consolas" w:hAnsi="Consolas"/>
-          <w:sz w:val="19"/>
-          <w:szCs w:val="19"/>
+          <w:rFonts w:ascii="Consolas" w:hAnsi="Consolas" w:cs="Consolas"/>
+          <w:color w:val="E97132" w:themeColor="accent2"/>
+          <w:sz w:val="18"/>
+          <w:szCs w:val="18"/>
         </w:rPr>
         <w:t xml:space="preserve">int somme = (Integer) paire.getSecond() + 1;      // plante a l'execution</w:t>
       </w:r>
@@ -1015,9 +1727,10 @@
       </w:pPr>
       <w:r>
         <w:rPr>
-          <w:rFonts w:ascii="Consolas" w:cs="Consolas" w:eastAsia="Consolas" w:hAnsi="Consolas"/>
-          <w:sz w:val="19"/>
-          <w:szCs w:val="19"/>
+          <w:rFonts w:ascii="Consolas" w:hAnsi="Consolas" w:cs="Consolas"/>
+          <w:color w:val="E97132" w:themeColor="accent2"/>
+          <w:sz w:val="18"/>
+          <w:szCs w:val="18"/>
         </w:rPr>
         <w:t xml:space="preserve"> </w:t>
       </w:r>
@@ -1031,15 +1744,17 @@
       </w:pPr>
       <w:r>
         <w:rPr>
-          <w:rFonts w:ascii="Consolas" w:cs="Consolas" w:eastAsia="Consolas" w:hAnsi="Consolas"/>
-          <w:sz w:val="19"/>
-          <w:szCs w:val="19"/>
+          <w:rFonts w:ascii="Consolas" w:hAnsi="Consolas" w:cs="Consolas"/>
+          <w:color w:val="E97132" w:themeColor="accent2"/>
+          <w:sz w:val="18"/>
+          <w:szCs w:val="18"/>
         </w:rPr>
         <w:t xml:space="preserve">Paire&lt;Integer&gt; paire = new Paire&lt;&gt;(12, "seize");  // ne compile pas</w:t>
       </w:r>
     </w:p>
     <w:p>
       <w:pPr>
+        <w:keepNext w:val="false"/>
         <w:spacing w:after="120"/>
       </w:pPr>
       <w:r>
@@ -1072,10 +1787,10 @@
       </w:r>
       <w:r>
         <w:rPr>
-          <w:rFonts w:ascii="Consolas" w:cs="Consolas" w:eastAsia="Consolas" w:hAnsi="Consolas"/>
-          <w:color w:val="8B2500"/>
-          <w:sz w:val="22"/>
-          <w:szCs w:val="22"/>
+          <w:rFonts w:ascii="Consolas" w:hAnsi="Consolas" w:cs="Consolas"/>
+          <w:color w:val="E97132" w:themeColor="accent2"/>
+          <w:sz w:val="18"/>
+          <w:szCs w:val="18"/>
         </w:rPr>
         <w:t xml:space="preserve">T</w:t>
       </w:r>
@@ -1088,10 +1803,10 @@
       </w:r>
       <w:r>
         <w:rPr>
-          <w:rFonts w:ascii="Consolas" w:cs="Consolas" w:eastAsia="Consolas" w:hAnsi="Consolas"/>
-          <w:color w:val="8B2500"/>
-          <w:sz w:val="22"/>
-          <w:szCs w:val="22"/>
+          <w:rFonts w:ascii="Consolas" w:hAnsi="Consolas" w:cs="Consolas"/>
+          <w:color w:val="E97132" w:themeColor="accent2"/>
+          <w:sz w:val="18"/>
+          <w:szCs w:val="18"/>
         </w:rPr>
         <w:t xml:space="preserve">K</w:t>
       </w:r>
@@ -1104,10 +1819,10 @@
       </w:r>
       <w:r>
         <w:rPr>
-          <w:rFonts w:ascii="Consolas" w:cs="Consolas" w:eastAsia="Consolas" w:hAnsi="Consolas"/>
-          <w:color w:val="8B2500"/>
-          <w:sz w:val="22"/>
-          <w:szCs w:val="22"/>
+          <w:rFonts w:ascii="Consolas" w:hAnsi="Consolas" w:cs="Consolas"/>
+          <w:color w:val="E97132" w:themeColor="accent2"/>
+          <w:sz w:val="18"/>
+          <w:szCs w:val="18"/>
         </w:rPr>
         <w:t xml:space="preserve">V</w:t>
       </w:r>
@@ -1120,10 +1835,10 @@
       </w:r>
       <w:r>
         <w:rPr>
-          <w:rFonts w:ascii="Consolas" w:cs="Consolas" w:eastAsia="Consolas" w:hAnsi="Consolas"/>
-          <w:color w:val="8B2500"/>
-          <w:sz w:val="22"/>
-          <w:szCs w:val="22"/>
+          <w:rFonts w:ascii="Consolas" w:hAnsi="Consolas" w:cs="Consolas"/>
+          <w:color w:val="E97132" w:themeColor="accent2"/>
+          <w:sz w:val="18"/>
+          <w:szCs w:val="18"/>
         </w:rPr>
         <w:t xml:space="preserve">E</w:t>
       </w:r>
@@ -1161,6 +1876,7 @@
     </w:p>
     <w:p>
       <w:pPr>
+        <w:keepNext/>
         <w:spacing w:after="120"/>
       </w:pPr>
       <w:r>
@@ -1171,7 +1887,18 @@
           <w:sz w:val="22"/>
           <w:szCs w:val="22"/>
         </w:rPr>
-        <w:t xml:space="preserve">Package : be.ephec.java.gen.e01</w:t>
+        <w:t xml:space="preserve">Package : </w:t>
+      </w:r>
+      <w:r>
+        <w:rPr>
+          <w:rFonts w:ascii="Consolas" w:hAnsi="Consolas" w:cs="Consolas"/>
+          <w:i/>
+          <w:iCs/>
+          <w:color w:val="E97132" w:themeColor="accent2"/>
+          <w:sz w:val="18"/>
+          <w:szCs w:val="18"/>
+        </w:rPr>
+        <w:t xml:space="preserve">be.ephec.java.gen.e01</w:t>
       </w:r>
     </w:p>
     <w:p>
@@ -1193,6 +1920,7 @@
     </w:p>
     <w:p>
       <w:pPr>
+        <w:keepNext w:val="false"/>
         <w:spacing w:after="120"/>
       </w:pPr>
       <w:r>
@@ -1233,10 +1961,10 @@
       </w:r>
       <w:r>
         <w:rPr>
-          <w:rFonts w:ascii="Consolas" w:cs="Consolas" w:eastAsia="Consolas" w:hAnsi="Consolas"/>
-          <w:color w:val="8B2500"/>
-          <w:sz w:val="22"/>
-          <w:szCs w:val="22"/>
+          <w:rFonts w:ascii="Consolas" w:hAnsi="Consolas" w:cs="Consolas"/>
+          <w:color w:val="E97132" w:themeColor="accent2"/>
+          <w:sz w:val="18"/>
+          <w:szCs w:val="18"/>
         </w:rPr>
         <w:t xml:space="preserve">Paire&lt;T&gt;</w:t>
       </w:r>
@@ -1368,7 +2096,8 @@
             </w:pPr>
             <w:r>
               <w:rPr>
-                <w:rFonts w:ascii="Consolas" w:cs="Consolas" w:eastAsia="Consolas" w:hAnsi="Consolas"/>
+                <w:rFonts w:ascii="Consolas" w:hAnsi="Consolas" w:cs="Consolas"/>
+                <w:color w:val="E97132" w:themeColor="accent2"/>
                 <w:sz w:val="18"/>
                 <w:szCs w:val="18"/>
               </w:rPr>
@@ -1392,7 +2121,8 @@
             </w:pPr>
             <w:r>
               <w:rPr>
-                <w:rFonts w:ascii="Consolas" w:cs="Consolas" w:eastAsia="Consolas" w:hAnsi="Consolas"/>
+                <w:rFonts w:ascii="Consolas" w:hAnsi="Consolas" w:cs="Consolas"/>
+                <w:color w:val="E97132" w:themeColor="accent2"/>
                 <w:sz w:val="18"/>
                 <w:szCs w:val="18"/>
               </w:rPr>
@@ -1444,7 +2174,8 @@
             </w:pPr>
             <w:r>
               <w:rPr>
-                <w:rFonts w:ascii="Consolas" w:cs="Consolas" w:eastAsia="Consolas" w:hAnsi="Consolas"/>
+                <w:rFonts w:ascii="Consolas" w:hAnsi="Consolas" w:cs="Consolas"/>
+                <w:color w:val="E97132" w:themeColor="accent2"/>
                 <w:sz w:val="18"/>
                 <w:szCs w:val="18"/>
               </w:rPr>
@@ -1468,7 +2199,8 @@
             </w:pPr>
             <w:r>
               <w:rPr>
-                <w:rFonts w:ascii="Consolas" w:cs="Consolas" w:eastAsia="Consolas" w:hAnsi="Consolas"/>
+                <w:rFonts w:ascii="Consolas" w:hAnsi="Consolas" w:cs="Consolas"/>
+                <w:color w:val="E97132" w:themeColor="accent2"/>
                 <w:sz w:val="18"/>
                 <w:szCs w:val="18"/>
               </w:rPr>
@@ -1520,7 +2252,8 @@
             </w:pPr>
             <w:r>
               <w:rPr>
-                <w:rFonts w:ascii="Consolas" w:cs="Consolas" w:eastAsia="Consolas" w:hAnsi="Consolas"/>
+                <w:rFonts w:ascii="Consolas" w:hAnsi="Consolas" w:cs="Consolas"/>
+                <w:color w:val="E97132" w:themeColor="accent2"/>
                 <w:sz w:val="18"/>
                 <w:szCs w:val="18"/>
               </w:rPr>
@@ -1544,7 +2277,8 @@
             </w:pPr>
             <w:r>
               <w:rPr>
-                <w:rFonts w:ascii="Consolas" w:cs="Consolas" w:eastAsia="Consolas" w:hAnsi="Consolas"/>
+                <w:rFonts w:ascii="Consolas" w:hAnsi="Consolas" w:cs="Consolas"/>
+                <w:color w:val="E97132" w:themeColor="accent2"/>
                 <w:sz w:val="18"/>
                 <w:szCs w:val="18"/>
               </w:rPr>
@@ -1596,7 +2330,8 @@
             </w:pPr>
             <w:r>
               <w:rPr>
-                <w:rFonts w:ascii="Consolas" w:cs="Consolas" w:eastAsia="Consolas" w:hAnsi="Consolas"/>
+                <w:rFonts w:ascii="Consolas" w:hAnsi="Consolas" w:cs="Consolas"/>
+                <w:color w:val="E97132" w:themeColor="accent2"/>
                 <w:sz w:val="18"/>
                 <w:szCs w:val="18"/>
               </w:rPr>
@@ -1620,7 +2355,8 @@
             </w:pPr>
             <w:r>
               <w:rPr>
-                <w:rFonts w:ascii="Consolas" w:cs="Consolas" w:eastAsia="Consolas" w:hAnsi="Consolas"/>
+                <w:rFonts w:ascii="Consolas" w:hAnsi="Consolas" w:cs="Consolas"/>
+                <w:color w:val="E97132" w:themeColor="accent2"/>
                 <w:sz w:val="18"/>
                 <w:szCs w:val="18"/>
               </w:rPr>
@@ -1662,9 +2398,10 @@
       </w:pPr>
       <w:r>
         <w:rPr>
-          <w:rFonts w:ascii="Consolas" w:cs="Consolas" w:eastAsia="Consolas" w:hAnsi="Consolas"/>
-          <w:sz w:val="19"/>
-          <w:szCs w:val="19"/>
+          <w:rFonts w:ascii="Consolas" w:hAnsi="Consolas" w:cs="Consolas"/>
+          <w:color w:val="E97132" w:themeColor="accent2"/>
+          <w:sz w:val="18"/>
+          <w:szCs w:val="18"/>
         </w:rPr>
         <w:t xml:space="preserve">premiere valeur : 12 - deuxieme valeur : 16</w:t>
       </w:r>
@@ -1682,10 +2419,10 @@
       </w:r>
       <w:r>
         <w:rPr>
-          <w:rFonts w:ascii="Consolas" w:cs="Consolas" w:eastAsia="Consolas" w:hAnsi="Consolas"/>
-          <w:color w:val="8B2500"/>
-          <w:sz w:val="22"/>
-          <w:szCs w:val="22"/>
+          <w:rFonts w:ascii="Consolas" w:hAnsi="Consolas" w:cs="Consolas"/>
+          <w:color w:val="E97132" w:themeColor="accent2"/>
+          <w:sz w:val="18"/>
+          <w:szCs w:val="18"/>
         </w:rPr>
         <w:t xml:space="preserve">Programme</w:t>
       </w:r>
@@ -1698,10 +2435,10 @@
       </w:r>
       <w:r>
         <w:rPr>
-          <w:rFonts w:ascii="Consolas" w:cs="Consolas" w:eastAsia="Consolas" w:hAnsi="Consolas"/>
-          <w:color w:val="8B2500"/>
-          <w:sz w:val="22"/>
-          <w:szCs w:val="22"/>
+          <w:rFonts w:ascii="Consolas" w:hAnsi="Consolas" w:cs="Consolas"/>
+          <w:color w:val="E97132" w:themeColor="accent2"/>
+          <w:sz w:val="18"/>
+          <w:szCs w:val="18"/>
         </w:rPr>
         <w:t xml:space="preserve">Integer</w:t>
       </w:r>
@@ -1714,10 +2451,10 @@
       </w:r>
       <w:r>
         <w:rPr>
-          <w:rFonts w:ascii="Consolas" w:cs="Consolas" w:eastAsia="Consolas" w:hAnsi="Consolas"/>
-          <w:color w:val="8B2500"/>
-          <w:sz w:val="22"/>
-          <w:szCs w:val="22"/>
+          <w:rFonts w:ascii="Consolas" w:hAnsi="Consolas" w:cs="Consolas"/>
+          <w:color w:val="E97132" w:themeColor="accent2"/>
+          <w:sz w:val="18"/>
+          <w:szCs w:val="18"/>
         </w:rPr>
         <w:t xml:space="preserve">Double</w:t>
       </w:r>
@@ -1759,10 +2496,10 @@
       </w:r>
       <w:r>
         <w:rPr>
-          <w:rFonts w:ascii="Consolas" w:cs="Consolas" w:eastAsia="Consolas" w:hAnsi="Consolas"/>
-          <w:color w:val="8B2500"/>
-          <w:sz w:val="22"/>
-          <w:szCs w:val="22"/>
+          <w:rFonts w:ascii="Consolas" w:hAnsi="Consolas" w:cs="Consolas"/>
+          <w:color w:val="E97132" w:themeColor="accent2"/>
+          <w:sz w:val="18"/>
+          <w:szCs w:val="18"/>
         </w:rPr>
         <w:t xml:space="preserve">new Paire&lt;Integer&gt;(12, "seize")</w:t>
       </w:r>
@@ -1788,7 +2525,7 @@
           <w:sz w:val="24"/>
           <w:szCs w:val="24"/>
         </w:rPr>
-        <w:t xml:space="preserve">Vérification</w:t>
+        <w:t xml:space="preserve">Comment vérifier votre code</w:t>
       </w:r>
     </w:p>
     <w:tbl>
@@ -1827,24 +2564,72 @@
             </w:pPr>
             <w:r>
               <w:rPr>
-                <w:rFonts w:ascii="Consolas" w:cs="Consolas" w:eastAsia="Consolas" w:hAnsi="Consolas"/>
-                <w:color w:val="8B2500"/>
+                <w:rFonts w:ascii="Consolas" w:hAnsi="Consolas" w:cs="Consolas"/>
+                <w:color w:val="E97132" w:themeColor="accent2"/>
+                <w:sz w:val="18"/>
+                <w:szCs w:val="18"/>
+              </w:rPr>
+              <w:t xml:space="preserve">be.ephec.java.gen.e01.PaireTest</w:t>
+            </w:r>
+          </w:p>
+          <w:p>
+            <w:pPr>
+              <w:spacing w:after="0"/>
+            </w:pPr>
+            <w:r>
+              <w:rPr>
                 <w:sz w:val="22"/>
                 <w:szCs w:val="22"/>
               </w:rPr>
-              <w:t xml:space="preserve">be.ephec.java.gen.e01.PaireTest</w:t>
-            </w:r>
-          </w:p>
-          <w:p>
-            <w:pPr>
-              <w:spacing w:after="0"/>
-            </w:pPr>
+              <w:t xml:space="preserve">Vérifie une paire d'</w:t>
+            </w:r>
+            <w:r>
+              <w:rPr>
+                <w:rFonts w:ascii="Consolas" w:hAnsi="Consolas" w:cs="Consolas"/>
+                <w:color w:val="E97132" w:themeColor="accent2"/>
+                <w:sz w:val="18"/>
+                <w:szCs w:val="18"/>
+              </w:rPr>
+              <w:t xml:space="preserve">Integer</w:t>
+            </w:r>
             <w:r>
               <w:rPr>
                 <w:sz w:val="22"/>
                 <w:szCs w:val="22"/>
               </w:rPr>
-              <w:t xml:space="preserve">Vérifie une paire d'Integer, une paire de String, le format du toString, et le fait qu'aucun transtypage ne soit nécessaire pour additionner les deux valeurs.</w:t>
+              <w:t xml:space="preserve">, une paire de </w:t>
+            </w:r>
+            <w:r>
+              <w:rPr>
+                <w:rFonts w:ascii="Consolas" w:hAnsi="Consolas" w:cs="Consolas"/>
+                <w:color w:val="E97132" w:themeColor="accent2"/>
+                <w:sz w:val="18"/>
+                <w:szCs w:val="18"/>
+              </w:rPr>
+              <w:t xml:space="preserve">String</w:t>
+            </w:r>
+            <w:r>
+              <w:rPr>
+                <w:sz w:val="22"/>
+                <w:szCs w:val="22"/>
+              </w:rPr>
+              <w:t xml:space="preserve">, le format du </w:t>
+            </w:r>
+            <w:r>
+              <w:rPr>
+                <w:rFonts w:ascii="Consolas" w:hAnsi="Consolas" w:cs="Consolas"/>
+                <w:color w:val="E97132" w:themeColor="accent2"/>
+                <w:sz w:val="18"/>
+                <w:szCs w:val="18"/>
+              </w:rPr>
+              <w:t xml:space="preserve">toString</w:t>
+            </w:r>
+            <w:r>
+              <w:rPr>
+                <w:sz w:val="22"/>
+                <w:szCs w:val="22"/>
+              </w:rPr>
+              <w:t xml:space="preserve">, et le fait qu'aucun transtypage ne soit nécessaire pour additionner les deux valeurs.</w:t>
             </w:r>
           </w:p>
         </w:tc>
@@ -1885,10 +2670,10 @@
       </w:r>
       <w:r>
         <w:rPr>
-          <w:rFonts w:ascii="Consolas" w:cs="Consolas" w:eastAsia="Consolas" w:hAnsi="Consolas"/>
-          <w:color w:val="8B2500"/>
-          <w:sz w:val="22"/>
-          <w:szCs w:val="22"/>
+          <w:rFonts w:ascii="Consolas" w:hAnsi="Consolas" w:cs="Consolas"/>
+          <w:color w:val="E97132" w:themeColor="accent2"/>
+          <w:sz w:val="18"/>
+          <w:szCs w:val="18"/>
         </w:rPr>
         <w:t xml:space="preserve">new Paire&lt;&gt;(12, 16)</w:t>
       </w:r>
@@ -1897,7 +2682,23 @@
           <w:sz w:val="22"/>
           <w:szCs w:val="22"/>
         </w:rPr>
-        <w:t xml:space="preserve"> : d'où le compilateur déduit-il qu'il s'agit d'Integer ?</w:t>
+        <w:t xml:space="preserve"> : d'où le compilateur déduit-il qu'il s'agit d'</w:t>
+      </w:r>
+      <w:r>
+        <w:rPr>
+          <w:rFonts w:ascii="Consolas" w:hAnsi="Consolas" w:cs="Consolas"/>
+          <w:color w:val="E97132" w:themeColor="accent2"/>
+          <w:sz w:val="18"/>
+          <w:szCs w:val="18"/>
+        </w:rPr>
+        <w:t xml:space="preserve">Integer</w:t>
+      </w:r>
+      <w:r>
+        <w:rPr>
+          <w:sz w:val="22"/>
+          <w:szCs w:val="22"/>
+        </w:rPr>
+        <w:t xml:space="preserve"> ?</w:t>
       </w:r>
     </w:p>
     <w:p>
@@ -1918,10 +2719,10 @@
       </w:r>
       <w:r>
         <w:rPr>
-          <w:rFonts w:ascii="Consolas" w:cs="Consolas" w:eastAsia="Consolas" w:hAnsi="Consolas"/>
-          <w:color w:val="8B2500"/>
-          <w:sz w:val="22"/>
-          <w:szCs w:val="22"/>
+          <w:rFonts w:ascii="Consolas" w:hAnsi="Consolas" w:cs="Consolas"/>
+          <w:color w:val="E97132" w:themeColor="accent2"/>
+          <w:sz w:val="18"/>
+          <w:szCs w:val="18"/>
         </w:rPr>
         <w:t xml:space="preserve">Paire&lt;int&gt;</w:t>
       </w:r>
@@ -1934,10 +2735,10 @@
       </w:r>
       <w:r>
         <w:rPr>
-          <w:rFonts w:ascii="Consolas" w:cs="Consolas" w:eastAsia="Consolas" w:hAnsi="Consolas"/>
-          <w:color w:val="8B2500"/>
-          <w:sz w:val="22"/>
-          <w:szCs w:val="22"/>
+          <w:rFonts w:ascii="Consolas" w:hAnsi="Consolas" w:cs="Consolas"/>
+          <w:color w:val="E97132" w:themeColor="accent2"/>
+          <w:sz w:val="18"/>
+          <w:szCs w:val="18"/>
         </w:rPr>
         <w:t xml:space="preserve">Integer</w:t>
       </w:r>
@@ -1950,10 +2751,10 @@
       </w:r>
       <w:r>
         <w:rPr>
-          <w:rFonts w:ascii="Consolas" w:cs="Consolas" w:eastAsia="Consolas" w:hAnsi="Consolas"/>
-          <w:color w:val="8B2500"/>
-          <w:sz w:val="22"/>
-          <w:szCs w:val="22"/>
+          <w:rFonts w:ascii="Consolas" w:hAnsi="Consolas" w:cs="Consolas"/>
+          <w:color w:val="E97132" w:themeColor="accent2"/>
+          <w:sz w:val="18"/>
+          <w:szCs w:val="18"/>
         </w:rPr>
         <w:t xml:space="preserve">int</w:t>
       </w:r>
@@ -1991,6 +2792,7 @@
     </w:p>
     <w:p>
       <w:pPr>
+        <w:keepNext/>
         <w:spacing w:after="120"/>
       </w:pPr>
       <w:r>
@@ -2001,7 +2803,18 @@
           <w:sz w:val="22"/>
           <w:szCs w:val="22"/>
         </w:rPr>
-        <w:t xml:space="preserve">Package : be.ephec.java.gen.e02</w:t>
+        <w:t xml:space="preserve">Package : </w:t>
+      </w:r>
+      <w:r>
+        <w:rPr>
+          <w:rFonts w:ascii="Consolas" w:hAnsi="Consolas" w:cs="Consolas"/>
+          <w:i/>
+          <w:iCs/>
+          <w:color w:val="E97132" w:themeColor="accent2"/>
+          <w:sz w:val="18"/>
+          <w:szCs w:val="18"/>
+        </w:rPr>
+        <w:t xml:space="preserve">be.ephec.java.gen.e02</w:t>
       </w:r>
     </w:p>
     <w:p>
@@ -2023,6 +2836,7 @@
     </w:p>
     <w:p>
       <w:pPr>
+        <w:keepNext w:val="false"/>
         <w:spacing w:after="120"/>
       </w:pPr>
       <w:r>
@@ -2063,10 +2877,10 @@
       </w:r>
       <w:r>
         <w:rPr>
-          <w:rFonts w:ascii="Consolas" w:cs="Consolas" w:eastAsia="Consolas" w:hAnsi="Consolas"/>
-          <w:color w:val="8B2500"/>
-          <w:sz w:val="22"/>
-          <w:szCs w:val="22"/>
+          <w:rFonts w:ascii="Consolas" w:hAnsi="Consolas" w:cs="Consolas"/>
+          <w:color w:val="E97132" w:themeColor="accent2"/>
+          <w:sz w:val="18"/>
+          <w:szCs w:val="18"/>
         </w:rPr>
         <w:t xml:space="preserve">Couple2&lt;U, V&gt;</w:t>
       </w:r>
@@ -2079,10 +2893,10 @@
       </w:r>
       <w:r>
         <w:rPr>
-          <w:rFonts w:ascii="Consolas" w:cs="Consolas" w:eastAsia="Consolas" w:hAnsi="Consolas"/>
-          <w:color w:val="8B2500"/>
-          <w:sz w:val="22"/>
-          <w:szCs w:val="22"/>
+          <w:rFonts w:ascii="Consolas" w:hAnsi="Consolas" w:cs="Consolas"/>
+          <w:color w:val="E97132" w:themeColor="accent2"/>
+          <w:sz w:val="18"/>
+          <w:szCs w:val="18"/>
         </w:rPr>
         <w:t xml:space="preserve">GEN.1</w:t>
       </w:r>
@@ -2095,10 +2909,10 @@
       </w:r>
       <w:r>
         <w:rPr>
-          <w:rFonts w:ascii="Consolas" w:cs="Consolas" w:eastAsia="Consolas" w:hAnsi="Consolas"/>
-          <w:color w:val="8B2500"/>
-          <w:sz w:val="22"/>
-          <w:szCs w:val="22"/>
+          <w:rFonts w:ascii="Consolas" w:hAnsi="Consolas" w:cs="Consolas"/>
+          <w:color w:val="E97132" w:themeColor="accent2"/>
+          <w:sz w:val="18"/>
+          <w:szCs w:val="18"/>
         </w:rPr>
         <w:t xml:space="preserve">toString</w:t>
       </w:r>
@@ -2123,10 +2937,10 @@
       </w:r>
       <w:r>
         <w:rPr>
-          <w:rFonts w:ascii="Consolas" w:cs="Consolas" w:eastAsia="Consolas" w:hAnsi="Consolas"/>
-          <w:color w:val="8B2500"/>
-          <w:sz w:val="22"/>
-          <w:szCs w:val="22"/>
+          <w:rFonts w:ascii="Consolas" w:hAnsi="Consolas" w:cs="Consolas"/>
+          <w:color w:val="E97132" w:themeColor="accent2"/>
+          <w:sz w:val="18"/>
+          <w:szCs w:val="18"/>
         </w:rPr>
         <w:t xml:space="preserve">Programme</w:t>
       </w:r>
@@ -2139,10 +2953,10 @@
       </w:r>
       <w:r>
         <w:rPr>
-          <w:rFonts w:ascii="Consolas" w:cs="Consolas" w:eastAsia="Consolas" w:hAnsi="Consolas"/>
-          <w:color w:val="8B2500"/>
-          <w:sz w:val="22"/>
-          <w:szCs w:val="22"/>
+          <w:rFonts w:ascii="Consolas" w:hAnsi="Consolas" w:cs="Consolas"/>
+          <w:color w:val="E97132" w:themeColor="accent2"/>
+          <w:sz w:val="18"/>
+          <w:szCs w:val="18"/>
         </w:rPr>
         <w:t xml:space="preserve">Integer</w:t>
       </w:r>
@@ -2155,10 +2969,10 @@
       </w:r>
       <w:r>
         <w:rPr>
-          <w:rFonts w:ascii="Consolas" w:cs="Consolas" w:eastAsia="Consolas" w:hAnsi="Consolas"/>
-          <w:color w:val="8B2500"/>
-          <w:sz w:val="22"/>
-          <w:szCs w:val="22"/>
+          <w:rFonts w:ascii="Consolas" w:hAnsi="Consolas" w:cs="Consolas"/>
+          <w:color w:val="E97132" w:themeColor="accent2"/>
+          <w:sz w:val="18"/>
+          <w:szCs w:val="18"/>
         </w:rPr>
         <w:t xml:space="preserve">Integer</w:t>
       </w:r>
@@ -2171,10 +2985,10 @@
       </w:r>
       <w:r>
         <w:rPr>
-          <w:rFonts w:ascii="Consolas" w:cs="Consolas" w:eastAsia="Consolas" w:hAnsi="Consolas"/>
-          <w:color w:val="8B2500"/>
-          <w:sz w:val="22"/>
-          <w:szCs w:val="22"/>
+          <w:rFonts w:ascii="Consolas" w:hAnsi="Consolas" w:cs="Consolas"/>
+          <w:color w:val="E97132" w:themeColor="accent2"/>
+          <w:sz w:val="18"/>
+          <w:szCs w:val="18"/>
         </w:rPr>
         <w:t xml:space="preserve">Double</w:t>
       </w:r>
@@ -2240,10 +3054,10 @@
       </w:r>
       <w:r>
         <w:rPr>
-          <w:rFonts w:ascii="Consolas" w:cs="Consolas" w:eastAsia="Consolas" w:hAnsi="Consolas"/>
-          <w:color w:val="8B2500"/>
-          <w:sz w:val="22"/>
-          <w:szCs w:val="22"/>
+          <w:rFonts w:ascii="Consolas" w:hAnsi="Consolas" w:cs="Consolas"/>
+          <w:color w:val="E97132" w:themeColor="accent2"/>
+          <w:sz w:val="18"/>
+          <w:szCs w:val="18"/>
         </w:rPr>
         <w:t xml:space="preserve">Couple2&lt;Integer, Integer&gt;</w:t>
       </w:r>
@@ -2269,7 +3083,7 @@
           <w:sz w:val="24"/>
           <w:szCs w:val="24"/>
         </w:rPr>
-        <w:t xml:space="preserve">Vérification</w:t>
+        <w:t xml:space="preserve">Comment vérifier votre code</w:t>
       </w:r>
     </w:p>
     <w:tbl>
@@ -2308,24 +3122,72 @@
             </w:pPr>
             <w:r>
               <w:rPr>
-                <w:rFonts w:ascii="Consolas" w:cs="Consolas" w:eastAsia="Consolas" w:hAnsi="Consolas"/>
-                <w:color w:val="8B2500"/>
+                <w:rFonts w:ascii="Consolas" w:hAnsi="Consolas" w:cs="Consolas"/>
+                <w:color w:val="E97132" w:themeColor="accent2"/>
+                <w:sz w:val="18"/>
+                <w:szCs w:val="18"/>
+              </w:rPr>
+              <w:t xml:space="preserve">be.ephec.java.gen.e02.Couple2Test</w:t>
+            </w:r>
+          </w:p>
+          <w:p>
+            <w:pPr>
+              <w:spacing w:after="0"/>
+            </w:pPr>
+            <w:r>
+              <w:rPr>
                 <w:sz w:val="22"/>
                 <w:szCs w:val="22"/>
               </w:rPr>
-              <w:t xml:space="preserve">be.ephec.java.gen.e02.Couple2Test</w:t>
-            </w:r>
-          </w:p>
-          <w:p>
-            <w:pPr>
-              <w:spacing w:after="0"/>
-            </w:pPr>
+              <w:t xml:space="preserve">Vérifie deux types différents, deux types identiques, la combinaison </w:t>
+            </w:r>
+            <w:r>
+              <w:rPr>
+                <w:rFonts w:ascii="Consolas" w:hAnsi="Consolas" w:cs="Consolas"/>
+                <w:color w:val="E97132" w:themeColor="accent2"/>
+                <w:sz w:val="18"/>
+                <w:szCs w:val="18"/>
+              </w:rPr>
+              <w:t xml:space="preserve">Integer</w:t>
+            </w:r>
             <w:r>
               <w:rPr>
                 <w:sz w:val="22"/>
                 <w:szCs w:val="22"/>
               </w:rPr>
-              <w:t xml:space="preserve">Vérifie deux types différents, deux types identiques, la combinaison Integer et Double, et le format du toString.</w:t>
+              <w:t xml:space="preserve"> et </w:t>
+            </w:r>
+            <w:r>
+              <w:rPr>
+                <w:rFonts w:ascii="Consolas" w:hAnsi="Consolas" w:cs="Consolas"/>
+                <w:color w:val="E97132" w:themeColor="accent2"/>
+                <w:sz w:val="18"/>
+                <w:szCs w:val="18"/>
+              </w:rPr>
+              <w:t xml:space="preserve">Double</w:t>
+            </w:r>
+            <w:r>
+              <w:rPr>
+                <w:sz w:val="22"/>
+                <w:szCs w:val="22"/>
+              </w:rPr>
+              <w:t xml:space="preserve">, et le format du </w:t>
+            </w:r>
+            <w:r>
+              <w:rPr>
+                <w:rFonts w:ascii="Consolas" w:hAnsi="Consolas" w:cs="Consolas"/>
+                <w:color w:val="E97132" w:themeColor="accent2"/>
+                <w:sz w:val="18"/>
+                <w:szCs w:val="18"/>
+              </w:rPr>
+              <w:t xml:space="preserve">toString</w:t>
+            </w:r>
+            <w:r>
+              <w:rPr>
+                <w:sz w:val="22"/>
+                <w:szCs w:val="22"/>
+              </w:rPr>
+              <w:t xml:space="preserve">.</w:t>
             </w:r>
           </w:p>
         </w:tc>
@@ -2366,10 +3228,10 @@
       </w:r>
       <w:r>
         <w:rPr>
-          <w:rFonts w:ascii="Consolas" w:cs="Consolas" w:eastAsia="Consolas" w:hAnsi="Consolas"/>
-          <w:color w:val="8B2500"/>
-          <w:sz w:val="22"/>
-          <w:szCs w:val="22"/>
+          <w:rFonts w:ascii="Consolas" w:hAnsi="Consolas" w:cs="Consolas"/>
+          <w:color w:val="E97132" w:themeColor="accent2"/>
+          <w:sz w:val="18"/>
+          <w:szCs w:val="18"/>
         </w:rPr>
         <w:t xml:space="preserve">Couple2&lt;T, T&gt;</w:t>
       </w:r>
@@ -2382,10 +3244,10 @@
       </w:r>
       <w:r>
         <w:rPr>
-          <w:rFonts w:ascii="Consolas" w:cs="Consolas" w:eastAsia="Consolas" w:hAnsi="Consolas"/>
-          <w:color w:val="8B2500"/>
-          <w:sz w:val="22"/>
-          <w:szCs w:val="22"/>
+          <w:rFonts w:ascii="Consolas" w:hAnsi="Consolas" w:cs="Consolas"/>
+          <w:color w:val="E97132" w:themeColor="accent2"/>
+          <w:sz w:val="18"/>
+          <w:szCs w:val="18"/>
         </w:rPr>
         <w:t xml:space="preserve">Paire&lt;T&gt;</w:t>
       </w:r>
@@ -2439,6 +3301,7 @@
     </w:p>
     <w:p>
       <w:pPr>
+        <w:keepNext/>
         <w:spacing w:after="120"/>
       </w:pPr>
       <w:r>
@@ -2449,7 +3312,18 @@
           <w:sz w:val="22"/>
           <w:szCs w:val="22"/>
         </w:rPr>
-        <w:t xml:space="preserve">Package : be.ephec.java.gen.e03</w:t>
+        <w:t xml:space="preserve">Package : </w:t>
+      </w:r>
+      <w:r>
+        <w:rPr>
+          <w:rFonts w:ascii="Consolas" w:hAnsi="Consolas" w:cs="Consolas"/>
+          <w:i/>
+          <w:iCs/>
+          <w:color w:val="E97132" w:themeColor="accent2"/>
+          <w:sz w:val="18"/>
+          <w:szCs w:val="18"/>
+        </w:rPr>
+        <w:t xml:space="preserve">be.ephec.java.gen.e03</w:t>
       </w:r>
     </w:p>
     <w:p>
@@ -2471,6 +3345,7 @@
     </w:p>
     <w:p>
       <w:pPr>
+        <w:keepNext w:val="false"/>
         <w:spacing w:after="120"/>
       </w:pPr>
       <w:r>
@@ -2511,10 +3386,10 @@
       </w:r>
       <w:r>
         <w:rPr>
-          <w:rFonts w:ascii="Consolas" w:cs="Consolas" w:eastAsia="Consolas" w:hAnsi="Consolas"/>
-          <w:color w:val="8B2500"/>
-          <w:sz w:val="22"/>
-          <w:szCs w:val="22"/>
+          <w:rFonts w:ascii="Consolas" w:hAnsi="Consolas" w:cs="Consolas"/>
+          <w:color w:val="E97132" w:themeColor="accent2"/>
+          <w:sz w:val="18"/>
+          <w:szCs w:val="18"/>
         </w:rPr>
         <w:t xml:space="preserve">TripletI&lt;T&gt;</w:t>
       </w:r>
@@ -2527,10 +3402,10 @@
       </w:r>
       <w:r>
         <w:rPr>
-          <w:rFonts w:ascii="Consolas" w:cs="Consolas" w:eastAsia="Consolas" w:hAnsi="Consolas"/>
-          <w:color w:val="8B2500"/>
-          <w:sz w:val="22"/>
-          <w:szCs w:val="22"/>
+          <w:rFonts w:ascii="Consolas" w:hAnsi="Consolas" w:cs="Consolas"/>
+          <w:color w:val="E97132" w:themeColor="accent2"/>
+          <w:sz w:val="18"/>
+          <w:szCs w:val="18"/>
         </w:rPr>
         <w:t xml:space="preserve">TripletD&lt;T, U, V&gt;</w:t>
       </w:r>
@@ -2555,10 +3430,10 @@
       </w:r>
       <w:r>
         <w:rPr>
-          <w:rFonts w:ascii="Consolas" w:cs="Consolas" w:eastAsia="Consolas" w:hAnsi="Consolas"/>
-          <w:color w:val="8B2500"/>
-          <w:sz w:val="22"/>
-          <w:szCs w:val="22"/>
+          <w:rFonts w:ascii="Consolas" w:hAnsi="Consolas" w:cs="Consolas"/>
+          <w:color w:val="E97132" w:themeColor="accent2"/>
+          <w:sz w:val="18"/>
+          <w:szCs w:val="18"/>
         </w:rPr>
         <w:t xml:space="preserve">Programme</w:t>
       </w:r>
@@ -2571,10 +3446,10 @@
       </w:r>
       <w:r>
         <w:rPr>
-          <w:rFonts w:ascii="Consolas" w:cs="Consolas" w:eastAsia="Consolas" w:hAnsi="Consolas"/>
-          <w:color w:val="8B2500"/>
-          <w:sz w:val="22"/>
-          <w:szCs w:val="22"/>
+          <w:rFonts w:ascii="Consolas" w:hAnsi="Consolas" w:cs="Consolas"/>
+          <w:color w:val="E97132" w:themeColor="accent2"/>
+          <w:sz w:val="18"/>
+          <w:szCs w:val="18"/>
         </w:rPr>
         <w:t xml:space="preserve">TripletI</w:t>
       </w:r>
@@ -2587,10 +3462,10 @@
       </w:r>
       <w:r>
         <w:rPr>
-          <w:rFonts w:ascii="Consolas" w:cs="Consolas" w:eastAsia="Consolas" w:hAnsi="Consolas"/>
-          <w:color w:val="8B2500"/>
-          <w:sz w:val="22"/>
-          <w:szCs w:val="22"/>
+          <w:rFonts w:ascii="Consolas" w:hAnsi="Consolas" w:cs="Consolas"/>
+          <w:color w:val="E97132" w:themeColor="accent2"/>
+          <w:sz w:val="18"/>
+          <w:szCs w:val="18"/>
         </w:rPr>
         <w:t xml:space="preserve">String</w:t>
       </w:r>
@@ -2603,10 +3478,10 @@
       </w:r>
       <w:r>
         <w:rPr>
-          <w:rFonts w:ascii="Consolas" w:cs="Consolas" w:eastAsia="Consolas" w:hAnsi="Consolas"/>
-          <w:color w:val="8B2500"/>
-          <w:sz w:val="22"/>
-          <w:szCs w:val="22"/>
+          <w:rFonts w:ascii="Consolas" w:hAnsi="Consolas" w:cs="Consolas"/>
+          <w:color w:val="E97132" w:themeColor="accent2"/>
+          <w:sz w:val="18"/>
+          <w:szCs w:val="18"/>
         </w:rPr>
         <w:t xml:space="preserve">Integer</w:t>
       </w:r>
@@ -2619,10 +3494,10 @@
       </w:r>
       <w:r>
         <w:rPr>
-          <w:rFonts w:ascii="Consolas" w:cs="Consolas" w:eastAsia="Consolas" w:hAnsi="Consolas"/>
-          <w:color w:val="8B2500"/>
-          <w:sz w:val="22"/>
-          <w:szCs w:val="22"/>
+          <w:rFonts w:ascii="Consolas" w:hAnsi="Consolas" w:cs="Consolas"/>
+          <w:color w:val="E97132" w:themeColor="accent2"/>
+          <w:sz w:val="18"/>
+          <w:szCs w:val="18"/>
         </w:rPr>
         <w:t xml:space="preserve">TripletD</w:t>
       </w:r>
@@ -2635,10 +3510,10 @@
       </w:r>
       <w:r>
         <w:rPr>
-          <w:rFonts w:ascii="Consolas" w:cs="Consolas" w:eastAsia="Consolas" w:hAnsi="Consolas"/>
-          <w:color w:val="8B2500"/>
-          <w:sz w:val="22"/>
-          <w:szCs w:val="22"/>
+          <w:rFonts w:ascii="Consolas" w:hAnsi="Consolas" w:cs="Consolas"/>
+          <w:color w:val="E97132" w:themeColor="accent2"/>
+          <w:sz w:val="18"/>
+          <w:szCs w:val="18"/>
         </w:rPr>
         <w:t xml:space="preserve">String</w:t>
       </w:r>
@@ -2651,10 +3526,10 @@
       </w:r>
       <w:r>
         <w:rPr>
-          <w:rFonts w:ascii="Consolas" w:cs="Consolas" w:eastAsia="Consolas" w:hAnsi="Consolas"/>
-          <w:color w:val="8B2500"/>
-          <w:sz w:val="22"/>
-          <w:szCs w:val="22"/>
+          <w:rFonts w:ascii="Consolas" w:hAnsi="Consolas" w:cs="Consolas"/>
+          <w:color w:val="E97132" w:themeColor="accent2"/>
+          <w:sz w:val="18"/>
+          <w:szCs w:val="18"/>
         </w:rPr>
         <w:t xml:space="preserve">Integer</w:t>
       </w:r>
@@ -2667,10 +3542,10 @@
       </w:r>
       <w:r>
         <w:rPr>
-          <w:rFonts w:ascii="Consolas" w:cs="Consolas" w:eastAsia="Consolas" w:hAnsi="Consolas"/>
-          <w:color w:val="8B2500"/>
-          <w:sz w:val="22"/>
-          <w:szCs w:val="22"/>
+          <w:rFonts w:ascii="Consolas" w:hAnsi="Consolas" w:cs="Consolas"/>
+          <w:color w:val="E97132" w:themeColor="accent2"/>
+          <w:sz w:val="18"/>
+          <w:szCs w:val="18"/>
         </w:rPr>
         <w:t xml:space="preserve">Double</w:t>
       </w:r>
@@ -2696,7 +3571,7 @@
           <w:sz w:val="24"/>
           <w:szCs w:val="24"/>
         </w:rPr>
-        <w:t xml:space="preserve">Vérification</w:t>
+        <w:t xml:space="preserve">Comment vérifier votre code</w:t>
       </w:r>
     </w:p>
     <w:tbl>
@@ -2735,24 +3610,40 @@
             </w:pPr>
             <w:r>
               <w:rPr>
-                <w:rFonts w:ascii="Consolas" w:cs="Consolas" w:eastAsia="Consolas" w:hAnsi="Consolas"/>
-                <w:color w:val="8B2500"/>
+                <w:rFonts w:ascii="Consolas" w:hAnsi="Consolas" w:cs="Consolas"/>
+                <w:color w:val="E97132" w:themeColor="accent2"/>
+                <w:sz w:val="18"/>
+                <w:szCs w:val="18"/>
+              </w:rPr>
+              <w:t xml:space="preserve">be.ephec.java.gen.e03.TripletTest</w:t>
+            </w:r>
+          </w:p>
+          <w:p>
+            <w:pPr>
+              <w:spacing w:after="0"/>
+            </w:pPr>
+            <w:r>
+              <w:rPr>
                 <w:sz w:val="22"/>
                 <w:szCs w:val="22"/>
               </w:rPr>
-              <w:t xml:space="preserve">be.ephec.java.gen.e03.TripletTest</w:t>
-            </w:r>
-          </w:p>
-          <w:p>
-            <w:pPr>
-              <w:spacing w:after="0"/>
-            </w:pPr>
+              <w:t xml:space="preserve">Vérifie les deux classes, y compris le cas d'un </w:t>
+            </w:r>
+            <w:r>
+              <w:rPr>
+                <w:rFonts w:ascii="Consolas" w:hAnsi="Consolas" w:cs="Consolas"/>
+                <w:color w:val="E97132" w:themeColor="accent2"/>
+                <w:sz w:val="18"/>
+                <w:szCs w:val="18"/>
+              </w:rPr>
+              <w:t xml:space="preserve">TripletD</w:t>
+            </w:r>
             <w:r>
               <w:rPr>
                 <w:sz w:val="22"/>
                 <w:szCs w:val="22"/>
               </w:rPr>
-              <w:t xml:space="preserve">Vérifie les deux classes, y compris le cas d'un TripletD dont les trois types coïncident.</w:t>
+              <w:t xml:space="preserve"> dont les trois types coïncident.</w:t>
             </w:r>
           </w:p>
         </w:tc>
@@ -2786,10 +3677,10 @@
       </w:pPr>
       <w:r>
         <w:rPr>
-          <w:rFonts w:ascii="Consolas" w:cs="Consolas" w:eastAsia="Consolas" w:hAnsi="Consolas"/>
-          <w:color w:val="8B2500"/>
-          <w:sz w:val="22"/>
-          <w:szCs w:val="22"/>
+          <w:rFonts w:ascii="Consolas" w:hAnsi="Consolas" w:cs="Consolas"/>
+          <w:color w:val="E97132" w:themeColor="accent2"/>
+          <w:sz w:val="18"/>
+          <w:szCs w:val="18"/>
         </w:rPr>
         <w:t xml:space="preserve">TripletD</w:t>
       </w:r>
@@ -2802,10 +3693,10 @@
       </w:r>
       <w:r>
         <w:rPr>
-          <w:rFonts w:ascii="Consolas" w:cs="Consolas" w:eastAsia="Consolas" w:hAnsi="Consolas"/>
-          <w:color w:val="8B2500"/>
-          <w:sz w:val="22"/>
-          <w:szCs w:val="22"/>
+          <w:rFonts w:ascii="Consolas" w:hAnsi="Consolas" w:cs="Consolas"/>
+          <w:color w:val="E97132" w:themeColor="accent2"/>
+          <w:sz w:val="18"/>
+          <w:szCs w:val="18"/>
         </w:rPr>
         <w:t xml:space="preserve">TripletI</w:t>
       </w:r>
@@ -2860,6 +3751,7 @@
     </w:p>
     <w:p>
       <w:pPr>
+        <w:keepNext/>
         <w:spacing w:after="120"/>
       </w:pPr>
       <w:r>
@@ -2870,7 +3762,18 @@
           <w:sz w:val="22"/>
           <w:szCs w:val="22"/>
         </w:rPr>
-        <w:t xml:space="preserve">Package : be.ephec.java.gen.e04</w:t>
+        <w:t xml:space="preserve">Package : </w:t>
+      </w:r>
+      <w:r>
+        <w:rPr>
+          <w:rFonts w:ascii="Consolas" w:hAnsi="Consolas" w:cs="Consolas"/>
+          <w:i/>
+          <w:iCs/>
+          <w:color w:val="E97132" w:themeColor="accent2"/>
+          <w:sz w:val="18"/>
+          <w:szCs w:val="18"/>
+        </w:rPr>
+        <w:t xml:space="preserve">be.ephec.java.gen.e04</w:t>
       </w:r>
     </w:p>
     <w:p>
@@ -2892,6 +3795,7 @@
     </w:p>
     <w:p>
       <w:pPr>
+        <w:keepNext w:val="false"/>
         <w:spacing w:after="120"/>
       </w:pPr>
       <w:r>
@@ -2932,10 +3836,10 @@
       </w:r>
       <w:r>
         <w:rPr>
-          <w:rFonts w:ascii="Consolas" w:cs="Consolas" w:eastAsia="Consolas" w:hAnsi="Consolas"/>
-          <w:color w:val="8B2500"/>
-          <w:sz w:val="22"/>
-          <w:szCs w:val="22"/>
+          <w:rFonts w:ascii="Consolas" w:hAnsi="Consolas" w:cs="Consolas"/>
+          <w:color w:val="E97132" w:themeColor="accent2"/>
+          <w:sz w:val="18"/>
+          <w:szCs w:val="18"/>
         </w:rPr>
         <w:t xml:space="preserve">Personne</w:t>
       </w:r>
@@ -2948,10 +3852,10 @@
       </w:r>
       <w:r>
         <w:rPr>
-          <w:rFonts w:ascii="Consolas" w:cs="Consolas" w:eastAsia="Consolas" w:hAnsi="Consolas"/>
-          <w:color w:val="8B2500"/>
-          <w:sz w:val="22"/>
-          <w:szCs w:val="22"/>
+          <w:rFonts w:ascii="Consolas" w:hAnsi="Consolas" w:cs="Consolas"/>
+          <w:color w:val="E97132" w:themeColor="accent2"/>
+          <w:sz w:val="18"/>
+          <w:szCs w:val="18"/>
         </w:rPr>
         <w:t xml:space="preserve">Etudiant</w:t>
       </w:r>
@@ -2964,10 +3868,10 @@
       </w:r>
       <w:r>
         <w:rPr>
-          <w:rFonts w:ascii="Consolas" w:cs="Consolas" w:eastAsia="Consolas" w:hAnsi="Consolas"/>
-          <w:color w:val="8B2500"/>
-          <w:sz w:val="22"/>
-          <w:szCs w:val="22"/>
+          <w:rFonts w:ascii="Consolas" w:hAnsi="Consolas" w:cs="Consolas"/>
+          <w:color w:val="E97132" w:themeColor="accent2"/>
+          <w:sz w:val="18"/>
+          <w:szCs w:val="18"/>
         </w:rPr>
         <w:t xml:space="preserve">Triplet&lt;T&gt;</w:t>
       </w:r>
@@ -2981,6 +3885,7 @@
     </w:p>
     <w:p>
       <w:pPr>
+        <w:keepNext w:val="false"/>
         <w:spacing w:after="120"/>
       </w:pPr>
       <w:r>
@@ -3000,15 +3905,17 @@
       </w:pPr>
       <w:r>
         <w:rPr>
-          <w:rFonts w:ascii="Consolas" w:cs="Consolas" w:eastAsia="Consolas" w:hAnsi="Consolas"/>
-          <w:sz w:val="19"/>
-          <w:szCs w:val="19"/>
+          <w:rFonts w:ascii="Consolas" w:hAnsi="Consolas" w:cs="Consolas"/>
+          <w:color w:val="E97132" w:themeColor="accent2"/>
+          <w:sz w:val="18"/>
+          <w:szCs w:val="18"/>
         </w:rPr>
         <w:t xml:space="preserve">public static String noms(Triplet&lt;Personne&gt; triplet) { ... }</w:t>
       </w:r>
     </w:p>
     <w:p>
       <w:pPr>
+        <w:keepNext w:val="false"/>
         <w:spacing w:after="120"/>
       </w:pPr>
       <w:r>
@@ -3016,7 +3923,23 @@
           <w:sz w:val="22"/>
           <w:szCs w:val="22"/>
         </w:rPr>
-        <w:t xml:space="preserve">Elle compile. Puis essayez de lui passer un Triplet&lt;Etudiant&gt; — et lisez le refus du compilateur.</w:t>
+        <w:t xml:space="preserve">Elle compile. Puis essayez de lui passer un </w:t>
+      </w:r>
+      <w:r>
+        <w:rPr>
+          <w:rFonts w:ascii="Consolas" w:hAnsi="Consolas" w:cs="Consolas"/>
+          <w:color w:val="E97132" w:themeColor="accent2"/>
+          <w:sz w:val="18"/>
+          <w:szCs w:val="18"/>
+        </w:rPr>
+        <w:t xml:space="preserve">Triplet&lt;Etudiant&gt;</w:t>
+      </w:r>
+      <w:r>
+        <w:rPr>
+          <w:sz w:val="22"/>
+          <w:szCs w:val="22"/>
+        </w:rPr>
+        <w:t xml:space="preserve"> — et lisez le refus du compilateur.</w:t>
       </w:r>
     </w:p>
     <w:tbl>
@@ -3060,31 +3983,78 @@
                 <w:sz w:val="22"/>
                 <w:szCs w:val="22"/>
               </w:rPr>
-              <w:t xml:space="preserve">Un Etudiant est une Personne, mais un Triplet&lt;Etudiant&gt; n'est pas un Triplet&lt;Personne&gt;</w:t>
-            </w:r>
-          </w:p>
-          <w:p>
-            <w:pPr>
-              <w:spacing w:after="80"/>
-            </w:pPr>
-            <w:r>
-              <w:rPr>
+              <w:t xml:space="preserve">Un Etudiant est une Personne, mais un </w:t>
+            </w:r>
+            <w:r>
+              <w:rPr>
+                <w:rFonts w:ascii="Consolas" w:hAnsi="Consolas" w:cs="Consolas"/>
+                <w:b/>
+                <w:bCs/>
+                <w:color w:val="E97132" w:themeColor="accent2"/>
+                <w:sz w:val="18"/>
+                <w:szCs w:val="18"/>
+              </w:rPr>
+              <w:t xml:space="preserve">Triplet&lt;Etudiant&gt;</w:t>
+            </w:r>
+            <w:r>
+              <w:rPr>
+                <w:b/>
+                <w:bCs/>
                 <w:sz w:val="22"/>
                 <w:szCs w:val="22"/>
               </w:rPr>
-              <w:t xml:space="preserve">La règle surprend tout le monde, et elle a une bonne raison. Si la substitution était permise, la méthode pourrait ranger une Personne ordinaire dans un triplet que son propriétaire croit rempli d'Etudiants. Le problème n'apparaîtrait qu'à la lecture suivante, ailleurs, sans rapport apparent.</w:t>
-            </w:r>
-          </w:p>
-          <w:p>
-            <w:pPr>
-              <w:spacing w:after="0"/>
+              <w:t xml:space="preserve"> n'est pas un </w:t>
+            </w:r>
+            <w:r>
+              <w:rPr>
+                <w:rFonts w:ascii="Consolas" w:hAnsi="Consolas" w:cs="Consolas"/>
+                <w:b/>
+                <w:bCs/>
+                <w:color w:val="E97132" w:themeColor="accent2"/>
+                <w:sz w:val="18"/>
+                <w:szCs w:val="18"/>
+              </w:rPr>
+              <w:t xml:space="preserve">Triplet&lt;Personne&gt;</w:t>
+            </w:r>
+          </w:p>
+          <w:p>
+            <w:pPr>
+              <w:spacing w:after="80"/>
             </w:pPr>
             <w:r>
               <w:rPr>
                 <w:sz w:val="22"/>
                 <w:szCs w:val="22"/>
               </w:rPr>
-              <w:t xml:space="preserve">Java l'interdit donc à la compilation. Les tableaux, eux, l'autorisent — et le paient d'une ArrayStoreException à l'exécution.</w:t>
+              <w:t xml:space="preserve">La règle surprend tout le monde, et elle a une bonne raison. Si la substitution était permise, la méthode pourrait ranger une Personne ordinaire dans un triplet que son propriétaire croit rempli d'Etudiants. Le problème n'apparaîtrait qu'à la lecture suivante, ailleurs, sans rapport apparent.</w:t>
+            </w:r>
+          </w:p>
+          <w:p>
+            <w:pPr>
+              <w:spacing w:after="0"/>
+            </w:pPr>
+            <w:r>
+              <w:rPr>
+                <w:sz w:val="22"/>
+                <w:szCs w:val="22"/>
+              </w:rPr>
+              <w:t xml:space="preserve">Java l'interdit donc à la compilation. Les tableaux, eux, l'autorisent — et le paient d'une </w:t>
+            </w:r>
+            <w:r>
+              <w:rPr>
+                <w:rFonts w:ascii="Consolas" w:hAnsi="Consolas" w:cs="Consolas"/>
+                <w:color w:val="E97132" w:themeColor="accent2"/>
+                <w:sz w:val="18"/>
+                <w:szCs w:val="18"/>
+              </w:rPr>
+              <w:t xml:space="preserve">ArrayStoreException</w:t>
+            </w:r>
+            <w:r>
+              <w:rPr>
+                <w:sz w:val="22"/>
+                <w:szCs w:val="22"/>
+              </w:rPr>
+              <w:t xml:space="preserve"> à l'exécution.</w:t>
             </w:r>
           </w:p>
         </w:tc>
@@ -3120,10 +4090,10 @@
       </w:r>
       <w:r>
         <w:rPr>
-          <w:rFonts w:ascii="Consolas" w:cs="Consolas" w:eastAsia="Consolas" w:hAnsi="Consolas"/>
-          <w:color w:val="8B2500"/>
-          <w:sz w:val="22"/>
-          <w:szCs w:val="22"/>
+          <w:rFonts w:ascii="Consolas" w:hAnsi="Consolas" w:cs="Consolas"/>
+          <w:color w:val="E97132" w:themeColor="accent2"/>
+          <w:sz w:val="18"/>
+          <w:szCs w:val="18"/>
         </w:rPr>
         <w:t xml:space="preserve">Affichage.noms(Triplet&lt;? extends Personne&gt;)</w:t>
       </w:r>
@@ -3136,10 +4106,10 @@
       </w:r>
       <w:r>
         <w:rPr>
-          <w:rFonts w:ascii="Consolas" w:cs="Consolas" w:eastAsia="Consolas" w:hAnsi="Consolas"/>
-          <w:color w:val="8B2500"/>
-          <w:sz w:val="22"/>
-          <w:szCs w:val="22"/>
+          <w:rFonts w:ascii="Consolas" w:hAnsi="Consolas" w:cs="Consolas"/>
+          <w:color w:val="E97132" w:themeColor="accent2"/>
+          <w:sz w:val="18"/>
+          <w:szCs w:val="18"/>
         </w:rPr>
         <w:t xml:space="preserve">", "</w:t>
       </w:r>
@@ -3160,15 +4130,17 @@
       </w:pPr>
       <w:r>
         <w:rPr>
-          <w:rFonts w:ascii="Consolas" w:cs="Consolas" w:eastAsia="Consolas" w:hAnsi="Consolas"/>
-          <w:sz w:val="19"/>
-          <w:szCs w:val="19"/>
+          <w:rFonts w:ascii="Consolas" w:hAnsi="Consolas" w:cs="Consolas"/>
+          <w:color w:val="E97132" w:themeColor="accent2"/>
+          <w:sz w:val="18"/>
+          <w:szCs w:val="18"/>
         </w:rPr>
         <w:t xml:space="preserve">noms(triplet)   -&gt;   "Ada, Alan, Grace"</w:t>
       </w:r>
     </w:p>
     <w:p>
       <w:pPr>
+        <w:keepNext w:val="false"/>
         <w:spacing w:after="120"/>
       </w:pPr>
       <w:r>
@@ -3193,7 +4165,7 @@
           <w:sz w:val="24"/>
           <w:szCs w:val="24"/>
         </w:rPr>
-        <w:t xml:space="preserve">Vérification</w:t>
+        <w:t xml:space="preserve">Comment vérifier votre code</w:t>
       </w:r>
     </w:p>
     <w:tbl>
@@ -3232,24 +4204,72 @@
             </w:pPr>
             <w:r>
               <w:rPr>
-                <w:rFonts w:ascii="Consolas" w:cs="Consolas" w:eastAsia="Consolas" w:hAnsi="Consolas"/>
-                <w:color w:val="8B2500"/>
+                <w:rFonts w:ascii="Consolas" w:hAnsi="Consolas" w:cs="Consolas"/>
+                <w:color w:val="E97132" w:themeColor="accent2"/>
+                <w:sz w:val="18"/>
+                <w:szCs w:val="18"/>
+              </w:rPr>
+              <w:t xml:space="preserve">be.ephec.java.gen.e04.AffichageTest</w:t>
+            </w:r>
+          </w:p>
+          <w:p>
+            <w:pPr>
+              <w:spacing w:after="0"/>
+            </w:pPr>
+            <w:r>
+              <w:rPr>
                 <w:sz w:val="22"/>
                 <w:szCs w:val="22"/>
               </w:rPr>
-              <w:t xml:space="preserve">be.ephec.java.gen.e04.AffichageTest</w:t>
-            </w:r>
-          </w:p>
-          <w:p>
-            <w:pPr>
-              <w:spacing w:after="0"/>
-            </w:pPr>
+              <w:t xml:space="preserve">Vérifie que la même méthode accepte un </w:t>
+            </w:r>
+            <w:r>
+              <w:rPr>
+                <w:rFonts w:ascii="Consolas" w:hAnsi="Consolas" w:cs="Consolas"/>
+                <w:color w:val="E97132" w:themeColor="accent2"/>
+                <w:sz w:val="18"/>
+                <w:szCs w:val="18"/>
+              </w:rPr>
+              <w:t xml:space="preserve">Triplet&lt;Personne&gt;</w:t>
+            </w:r>
             <w:r>
               <w:rPr>
                 <w:sz w:val="22"/>
                 <w:szCs w:val="22"/>
               </w:rPr>
-              <w:t xml:space="preserve">Vérifie que la même méthode accepte un Triplet&lt;Personne&gt;, un Triplet&lt;Etudiant&gt;, et un Triplet&lt;Personne&gt; contenant un mélange des deux.</w:t>
+              <w:t xml:space="preserve">, un </w:t>
+            </w:r>
+            <w:r>
+              <w:rPr>
+                <w:rFonts w:ascii="Consolas" w:hAnsi="Consolas" w:cs="Consolas"/>
+                <w:color w:val="E97132" w:themeColor="accent2"/>
+                <w:sz w:val="18"/>
+                <w:szCs w:val="18"/>
+              </w:rPr>
+              <w:t xml:space="preserve">Triplet&lt;Etudiant&gt;</w:t>
+            </w:r>
+            <w:r>
+              <w:rPr>
+                <w:sz w:val="22"/>
+                <w:szCs w:val="22"/>
+              </w:rPr>
+              <w:t xml:space="preserve">, et un </w:t>
+            </w:r>
+            <w:r>
+              <w:rPr>
+                <w:rFonts w:ascii="Consolas" w:hAnsi="Consolas" w:cs="Consolas"/>
+                <w:color w:val="E97132" w:themeColor="accent2"/>
+                <w:sz w:val="18"/>
+                <w:szCs w:val="18"/>
+              </w:rPr>
+              <w:t xml:space="preserve">Triplet&lt;Personne&gt;</w:t>
+            </w:r>
+            <w:r>
+              <w:rPr>
+                <w:sz w:val="22"/>
+                <w:szCs w:val="22"/>
+              </w:rPr>
+              <w:t xml:space="preserve"> contenant un mélange des deux.</w:t>
             </w:r>
           </w:p>
         </w:tc>
@@ -3290,10 +4310,10 @@
       </w:r>
       <w:r>
         <w:rPr>
-          <w:rFonts w:ascii="Consolas" w:cs="Consolas" w:eastAsia="Consolas" w:hAnsi="Consolas"/>
-          <w:color w:val="8B2500"/>
-          <w:sz w:val="22"/>
-          <w:szCs w:val="22"/>
+          <w:rFonts w:ascii="Consolas" w:hAnsi="Consolas" w:cs="Consolas"/>
+          <w:color w:val="E97132" w:themeColor="accent2"/>
+          <w:sz w:val="18"/>
+          <w:szCs w:val="18"/>
         </w:rPr>
         <w:t xml:space="preserve">noms</w:t>
       </w:r>
@@ -3319,7 +4339,55 @@
           <w:sz w:val="22"/>
           <w:szCs w:val="22"/>
         </w:rPr>
-        <w:t xml:space="preserve">Un Triplet&lt;Personne&gt; peut contenir un Etudiant, mais un Triplet&lt;Etudiant&gt; n'est pas un Triplet&lt;Personne&gt;. Ces deux phrases se contredisent-elles ?</w:t>
+        <w:t xml:space="preserve">Un </w:t>
+      </w:r>
+      <w:r>
+        <w:rPr>
+          <w:rFonts w:ascii="Consolas" w:hAnsi="Consolas" w:cs="Consolas"/>
+          <w:color w:val="E97132" w:themeColor="accent2"/>
+          <w:sz w:val="18"/>
+          <w:szCs w:val="18"/>
+        </w:rPr>
+        <w:t xml:space="preserve">Triplet&lt;Personne&gt;</w:t>
+      </w:r>
+      <w:r>
+        <w:rPr>
+          <w:sz w:val="22"/>
+          <w:szCs w:val="22"/>
+        </w:rPr>
+        <w:t xml:space="preserve"> peut contenir un Etudiant, mais un </w:t>
+      </w:r>
+      <w:r>
+        <w:rPr>
+          <w:rFonts w:ascii="Consolas" w:hAnsi="Consolas" w:cs="Consolas"/>
+          <w:color w:val="E97132" w:themeColor="accent2"/>
+          <w:sz w:val="18"/>
+          <w:szCs w:val="18"/>
+        </w:rPr>
+        <w:t xml:space="preserve">Triplet&lt;Etudiant&gt;</w:t>
+      </w:r>
+      <w:r>
+        <w:rPr>
+          <w:sz w:val="22"/>
+          <w:szCs w:val="22"/>
+        </w:rPr>
+        <w:t xml:space="preserve"> n'est pas un </w:t>
+      </w:r>
+      <w:r>
+        <w:rPr>
+          <w:rFonts w:ascii="Consolas" w:hAnsi="Consolas" w:cs="Consolas"/>
+          <w:color w:val="E97132" w:themeColor="accent2"/>
+          <w:sz w:val="18"/>
+          <w:szCs w:val="18"/>
+        </w:rPr>
+        <w:t xml:space="preserve">Triplet&lt;Personne&gt;</w:t>
+      </w:r>
+      <w:r>
+        <w:rPr>
+          <w:sz w:val="22"/>
+          <w:szCs w:val="22"/>
+        </w:rPr>
+        <w:t xml:space="preserve">. Ces deux phrases se contredisent-elles ?</w:t>
       </w:r>
     </w:p>
     <w:p>
@@ -3348,6 +4416,7 @@
     </w:p>
     <w:p>
       <w:pPr>
+        <w:keepNext/>
         <w:spacing w:after="120"/>
       </w:pPr>
       <w:r>
@@ -3358,7 +4427,18 @@
           <w:sz w:val="22"/>
           <w:szCs w:val="22"/>
         </w:rPr>
-        <w:t xml:space="preserve">Package : be.ephec.java.gen.e05</w:t>
+        <w:t xml:space="preserve">Package : </w:t>
+      </w:r>
+      <w:r>
+        <w:rPr>
+          <w:rFonts w:ascii="Consolas" w:hAnsi="Consolas" w:cs="Consolas"/>
+          <w:i/>
+          <w:iCs/>
+          <w:color w:val="E97132" w:themeColor="accent2"/>
+          <w:sz w:val="18"/>
+          <w:szCs w:val="18"/>
+        </w:rPr>
+        <w:t xml:space="preserve">be.ephec.java.gen.e05</w:t>
       </w:r>
     </w:p>
     <w:p>
@@ -3380,6 +4460,7 @@
     </w:p>
     <w:p>
       <w:pPr>
+        <w:keepNext w:val="false"/>
         <w:spacing w:after="120"/>
       </w:pPr>
       <w:r>
@@ -3420,10 +4501,10 @@
       </w:r>
       <w:r>
         <w:rPr>
-          <w:rFonts w:ascii="Consolas" w:cs="Consolas" w:eastAsia="Consolas" w:hAnsi="Consolas"/>
-          <w:color w:val="8B2500"/>
-          <w:sz w:val="22"/>
-          <w:szCs w:val="22"/>
+          <w:rFonts w:ascii="Consolas" w:hAnsi="Consolas" w:cs="Consolas"/>
+          <w:color w:val="E97132" w:themeColor="accent2"/>
+          <w:sz w:val="18"/>
+          <w:szCs w:val="18"/>
         </w:rPr>
         <w:t xml:space="preserve">T</w:t>
       </w:r>
@@ -3444,9 +4525,10 @@
       </w:pPr>
       <w:r>
         <w:rPr>
-          <w:rFonts w:ascii="Consolas" w:cs="Consolas" w:eastAsia="Consolas" w:hAnsi="Consolas"/>
-          <w:sz w:val="19"/>
-          <w:szCs w:val="19"/>
+          <w:rFonts w:ascii="Consolas" w:hAnsi="Consolas" w:cs="Consolas"/>
+          <w:color w:val="E97132" w:themeColor="accent2"/>
+          <w:sz w:val="18"/>
+          <w:szCs w:val="18"/>
         </w:rPr>
         <w:t xml:space="preserve">public static &lt;T&gt; String otGnirts(T objet) { ... }</w:t>
       </w:r>
@@ -3460,9 +4542,10 @@
       </w:pPr>
       <w:r>
         <w:rPr>
-          <w:rFonts w:ascii="Consolas" w:cs="Consolas" w:eastAsia="Consolas" w:hAnsi="Consolas"/>
-          <w:sz w:val="19"/>
-          <w:szCs w:val="19"/>
+          <w:rFonts w:ascii="Consolas" w:hAnsi="Consolas" w:cs="Consolas"/>
+          <w:color w:val="E97132" w:themeColor="accent2"/>
+          <w:sz w:val="18"/>
+          <w:szCs w:val="18"/>
         </w:rPr>
         <w:t xml:space="preserve">           ^^^  la methode est generique, la classe ne l'est pas</w:t>
       </w:r>
@@ -3497,10 +4580,10 @@
       </w:r>
       <w:r>
         <w:rPr>
-          <w:rFonts w:ascii="Consolas" w:cs="Consolas" w:eastAsia="Consolas" w:hAnsi="Consolas"/>
-          <w:color w:val="8B2500"/>
-          <w:sz w:val="22"/>
-          <w:szCs w:val="22"/>
+          <w:rFonts w:ascii="Consolas" w:hAnsi="Consolas" w:cs="Consolas"/>
+          <w:color w:val="E97132" w:themeColor="accent2"/>
+          <w:sz w:val="18"/>
+          <w:szCs w:val="18"/>
         </w:rPr>
         <w:t xml:space="preserve">UtilGenerique.otGnirts</w:t>
       </w:r>
@@ -3513,10 +4596,10 @@
       </w:r>
       <w:r>
         <w:rPr>
-          <w:rFonts w:ascii="Consolas" w:cs="Consolas" w:eastAsia="Consolas" w:hAnsi="Consolas"/>
-          <w:color w:val="8B2500"/>
-          <w:sz w:val="22"/>
-          <w:szCs w:val="22"/>
+          <w:rFonts w:ascii="Consolas" w:hAnsi="Consolas" w:cs="Consolas"/>
+          <w:color w:val="E97132" w:themeColor="accent2"/>
+          <w:sz w:val="18"/>
+          <w:szCs w:val="18"/>
         </w:rPr>
         <w:t xml:space="preserve">toString</w:t>
       </w:r>
@@ -3537,9 +4620,10 @@
       </w:pPr>
       <w:r>
         <w:rPr>
-          <w:rFonts w:ascii="Consolas" w:cs="Consolas" w:eastAsia="Consolas" w:hAnsi="Consolas"/>
-          <w:sz w:val="19"/>
-          <w:szCs w:val="19"/>
+          <w:rFonts w:ascii="Consolas" w:hAnsi="Consolas" w:cs="Consolas"/>
+          <w:color w:val="E97132" w:themeColor="accent2"/>
+          <w:sz w:val="18"/>
+          <w:szCs w:val="18"/>
         </w:rPr>
         <w:t xml:space="preserve">otGnirts("Java")   -&gt;  "avaJ"</w:t>
       </w:r>
@@ -3553,9 +4637,10 @@
       </w:pPr>
       <w:r>
         <w:rPr>
-          <w:rFonts w:ascii="Consolas" w:cs="Consolas" w:eastAsia="Consolas" w:hAnsi="Consolas"/>
-          <w:sz w:val="19"/>
-          <w:szCs w:val="19"/>
+          <w:rFonts w:ascii="Consolas" w:hAnsi="Consolas" w:cs="Consolas"/>
+          <w:color w:val="E97132" w:themeColor="accent2"/>
+          <w:sz w:val="18"/>
+          <w:szCs w:val="18"/>
         </w:rPr>
         <w:t xml:space="preserve">otGnirts(1234)     -&gt;  "4321"</w:t>
       </w:r>
@@ -3569,9 +4654,10 @@
       </w:pPr>
       <w:r>
         <w:rPr>
-          <w:rFonts w:ascii="Consolas" w:cs="Consolas" w:eastAsia="Consolas" w:hAnsi="Consolas"/>
-          <w:sz w:val="19"/>
-          <w:szCs w:val="19"/>
+          <w:rFonts w:ascii="Consolas" w:hAnsi="Consolas" w:cs="Consolas"/>
+          <w:color w:val="E97132" w:themeColor="accent2"/>
+          <w:sz w:val="18"/>
+          <w:szCs w:val="18"/>
         </w:rPr>
         <w:t xml:space="preserve">otGnirts(-12)      -&gt;  "21-"</w:t>
       </w:r>
@@ -3591,10 +4677,10 @@
       </w:r>
       <w:r>
         <w:rPr>
-          <w:rFonts w:ascii="Consolas" w:cs="Consolas" w:eastAsia="Consolas" w:hAnsi="Consolas"/>
-          <w:color w:val="8B2500"/>
-          <w:sz w:val="22"/>
-          <w:szCs w:val="22"/>
+          <w:rFonts w:ascii="Consolas" w:hAnsi="Consolas" w:cs="Consolas"/>
+          <w:color w:val="E97132" w:themeColor="accent2"/>
+          <w:sz w:val="18"/>
+          <w:szCs w:val="18"/>
         </w:rPr>
         <w:t xml:space="preserve">StringBuilder</w:t>
       </w:r>
@@ -3607,10 +4693,10 @@
       </w:r>
       <w:r>
         <w:rPr>
-          <w:rFonts w:ascii="Consolas" w:cs="Consolas" w:eastAsia="Consolas" w:hAnsi="Consolas"/>
-          <w:color w:val="8B2500"/>
-          <w:sz w:val="22"/>
-          <w:szCs w:val="22"/>
+          <w:rFonts w:ascii="Consolas" w:hAnsi="Consolas" w:cs="Consolas"/>
+          <w:color w:val="E97132" w:themeColor="accent2"/>
+          <w:sz w:val="18"/>
+          <w:szCs w:val="18"/>
         </w:rPr>
         <w:t xml:space="preserve">reverse()</w:t>
       </w:r>
@@ -3635,10 +4721,10 @@
       </w:r>
       <w:r>
         <w:rPr>
-          <w:rFonts w:ascii="Consolas" w:cs="Consolas" w:eastAsia="Consolas" w:hAnsi="Consolas"/>
-          <w:color w:val="8B2500"/>
-          <w:sz w:val="22"/>
-          <w:szCs w:val="22"/>
+          <w:rFonts w:ascii="Consolas" w:hAnsi="Consolas" w:cs="Consolas"/>
+          <w:color w:val="E97132" w:themeColor="accent2"/>
+          <w:sz w:val="18"/>
+          <w:szCs w:val="18"/>
         </w:rPr>
         <w:t xml:space="preserve">Programme</w:t>
       </w:r>
@@ -3651,10 +4737,10 @@
       </w:r>
       <w:r>
         <w:rPr>
-          <w:rFonts w:ascii="Consolas" w:cs="Consolas" w:eastAsia="Consolas" w:hAnsi="Consolas"/>
-          <w:color w:val="8B2500"/>
-          <w:sz w:val="22"/>
-          <w:szCs w:val="22"/>
+          <w:rFonts w:ascii="Consolas" w:hAnsi="Consolas" w:cs="Consolas"/>
+          <w:color w:val="E97132" w:themeColor="accent2"/>
+          <w:sz w:val="18"/>
+          <w:szCs w:val="18"/>
         </w:rPr>
         <w:t xml:space="preserve">String</w:t>
       </w:r>
@@ -3667,10 +4753,10 @@
       </w:r>
       <w:r>
         <w:rPr>
-          <w:rFonts w:ascii="Consolas" w:cs="Consolas" w:eastAsia="Consolas" w:hAnsi="Consolas"/>
-          <w:color w:val="8B2500"/>
-          <w:sz w:val="22"/>
-          <w:szCs w:val="22"/>
+          <w:rFonts w:ascii="Consolas" w:hAnsi="Consolas" w:cs="Consolas"/>
+          <w:color w:val="E97132" w:themeColor="accent2"/>
+          <w:sz w:val="18"/>
+          <w:szCs w:val="18"/>
         </w:rPr>
         <w:t xml:space="preserve">Integer</w:t>
       </w:r>
@@ -3683,10 +4769,10 @@
       </w:r>
       <w:r>
         <w:rPr>
-          <w:rFonts w:ascii="Consolas" w:cs="Consolas" w:eastAsia="Consolas" w:hAnsi="Consolas"/>
-          <w:color w:val="8B2500"/>
-          <w:sz w:val="22"/>
-          <w:szCs w:val="22"/>
+          <w:rFonts w:ascii="Consolas" w:hAnsi="Consolas" w:cs="Consolas"/>
+          <w:color w:val="E97132" w:themeColor="accent2"/>
+          <w:sz w:val="18"/>
+          <w:szCs w:val="18"/>
         </w:rPr>
         <w:t xml:space="preserve">Double</w:t>
       </w:r>
@@ -3699,10 +4785,10 @@
       </w:r>
       <w:r>
         <w:rPr>
-          <w:rFonts w:ascii="Consolas" w:cs="Consolas" w:eastAsia="Consolas" w:hAnsi="Consolas"/>
-          <w:color w:val="8B2500"/>
-          <w:sz w:val="22"/>
-          <w:szCs w:val="22"/>
+          <w:rFonts w:ascii="Consolas" w:hAnsi="Consolas" w:cs="Consolas"/>
+          <w:color w:val="E97132" w:themeColor="accent2"/>
+          <w:sz w:val="18"/>
+          <w:szCs w:val="18"/>
         </w:rPr>
         <w:t xml:space="preserve">toString</w:t>
       </w:r>
@@ -3744,10 +4830,10 @@
       </w:r>
       <w:r>
         <w:rPr>
-          <w:rFonts w:ascii="Consolas" w:cs="Consolas" w:eastAsia="Consolas" w:hAnsi="Consolas"/>
-          <w:color w:val="8B2500"/>
-          <w:sz w:val="22"/>
-          <w:szCs w:val="22"/>
+          <w:rFonts w:ascii="Consolas" w:hAnsi="Consolas" w:cs="Consolas"/>
+          <w:color w:val="E97132" w:themeColor="accent2"/>
+          <w:sz w:val="18"/>
+          <w:szCs w:val="18"/>
         </w:rPr>
         <w:t xml:space="preserve">T</w:t>
       </w:r>
@@ -3760,10 +4846,10 @@
       </w:r>
       <w:r>
         <w:rPr>
-          <w:rFonts w:ascii="Consolas" w:cs="Consolas" w:eastAsia="Consolas" w:hAnsi="Consolas"/>
-          <w:color w:val="8B2500"/>
-          <w:sz w:val="22"/>
-          <w:szCs w:val="22"/>
+          <w:rFonts w:ascii="Consolas" w:hAnsi="Consolas" w:cs="Consolas"/>
+          <w:color w:val="E97132" w:themeColor="accent2"/>
+          <w:sz w:val="18"/>
+          <w:szCs w:val="18"/>
         </w:rPr>
         <w:t xml:space="preserve">toString</w:t>
       </w:r>
@@ -3776,10 +4862,10 @@
       </w:r>
       <w:r>
         <w:rPr>
-          <w:rFonts w:ascii="Consolas" w:cs="Consolas" w:eastAsia="Consolas" w:hAnsi="Consolas"/>
-          <w:color w:val="8B2500"/>
-          <w:sz w:val="22"/>
-          <w:szCs w:val="22"/>
+          <w:rFonts w:ascii="Consolas" w:hAnsi="Consolas" w:cs="Consolas"/>
+          <w:color w:val="E97132" w:themeColor="accent2"/>
+          <w:sz w:val="18"/>
+          <w:szCs w:val="18"/>
         </w:rPr>
         <w:t xml:space="preserve">Object</w:t>
       </w:r>
@@ -3804,10 +4890,10 @@
       </w:r>
       <w:r>
         <w:rPr>
-          <w:rFonts w:ascii="Consolas" w:cs="Consolas" w:eastAsia="Consolas" w:hAnsi="Consolas"/>
-          <w:color w:val="8B2500"/>
-          <w:sz w:val="22"/>
-          <w:szCs w:val="22"/>
+          <w:rFonts w:ascii="Consolas" w:hAnsi="Consolas" w:cs="Consolas"/>
+          <w:color w:val="E97132" w:themeColor="accent2"/>
+          <w:sz w:val="18"/>
+          <w:szCs w:val="18"/>
         </w:rPr>
         <w:t xml:space="preserve">T</w:t>
       </w:r>
@@ -3828,15 +4914,17 @@
       </w:pPr>
       <w:r>
         <w:rPr>
-          <w:rFonts w:ascii="Consolas" w:cs="Consolas" w:eastAsia="Consolas" w:hAnsi="Consolas"/>
-          <w:sz w:val="19"/>
-          <w:szCs w:val="19"/>
+          <w:rFonts w:ascii="Consolas" w:hAnsi="Consolas" w:cs="Consolas"/>
+          <w:color w:val="E97132" w:themeColor="accent2"/>
+          <w:sz w:val="18"/>
+          <w:szCs w:val="18"/>
         </w:rPr>
         <w:t xml:space="preserve">public static &lt;T&gt; T premier(List&lt;T&gt; liste)</w:t>
       </w:r>
     </w:p>
     <w:p>
       <w:pPr>
+        <w:keepNext w:val="false"/>
         <w:spacing w:after="120"/>
       </w:pPr>
       <w:r>
@@ -3844,7 +4932,23 @@
           <w:sz w:val="22"/>
           <w:szCs w:val="22"/>
         </w:rPr>
-        <w:t xml:space="preserve">L'appelant récupère alors un T, pas un Object, et n'a aucun transtypage à écrire. C'est là que la différence se voit.</w:t>
+        <w:t xml:space="preserve">L'appelant récupère alors un T, pas un </w:t>
+      </w:r>
+      <w:r>
+        <w:rPr>
+          <w:rFonts w:ascii="Consolas" w:hAnsi="Consolas" w:cs="Consolas"/>
+          <w:color w:val="E97132" w:themeColor="accent2"/>
+          <w:sz w:val="18"/>
+          <w:szCs w:val="18"/>
+        </w:rPr>
+        <w:t xml:space="preserve">Object</w:t>
+      </w:r>
+      <w:r>
+        <w:rPr>
+          <w:sz w:val="22"/>
+          <w:szCs w:val="22"/>
+        </w:rPr>
+        <w:t xml:space="preserve">, et n'a aucun transtypage à écrire. C'est là que la différence se voit.</w:t>
       </w:r>
     </w:p>
     <w:p>
@@ -3861,7 +4965,7 @@
           <w:sz w:val="24"/>
           <w:szCs w:val="24"/>
         </w:rPr>
-        <w:t xml:space="preserve">Vérification</w:t>
+        <w:t xml:space="preserve">Comment vérifier votre code</w:t>
       </w:r>
     </w:p>
     <w:tbl>
@@ -3900,24 +5004,40 @@
             </w:pPr>
             <w:r>
               <w:rPr>
-                <w:rFonts w:ascii="Consolas" w:cs="Consolas" w:eastAsia="Consolas" w:hAnsi="Consolas"/>
-                <w:color w:val="8B2500"/>
+                <w:rFonts w:ascii="Consolas" w:hAnsi="Consolas" w:cs="Consolas"/>
+                <w:color w:val="E97132" w:themeColor="accent2"/>
+                <w:sz w:val="18"/>
+                <w:szCs w:val="18"/>
+              </w:rPr>
+              <w:t xml:space="preserve">be.ephec.java.gen.e05.UtilGeneriqueTest</w:t>
+            </w:r>
+          </w:p>
+          <w:p>
+            <w:pPr>
+              <w:spacing w:after="0"/>
+            </w:pPr>
+            <w:r>
+              <w:rPr>
                 <w:sz w:val="22"/>
                 <w:szCs w:val="22"/>
               </w:rPr>
-              <w:t xml:space="preserve">be.ephec.java.gen.e05.UtilGeneriqueTest</w:t>
-            </w:r>
-          </w:p>
-          <w:p>
-            <w:pPr>
-              <w:spacing w:after="0"/>
-            </w:pPr>
+              <w:t xml:space="preserve">Vérifie sur une chaîne — y compris vide et d'un caractère —, sur un entier positif et négatif, sur un décimal, et sur un objet quelconque muni d'un </w:t>
+            </w:r>
+            <w:r>
+              <w:rPr>
+                <w:rFonts w:ascii="Consolas" w:hAnsi="Consolas" w:cs="Consolas"/>
+                <w:color w:val="E97132" w:themeColor="accent2"/>
+                <w:sz w:val="18"/>
+                <w:szCs w:val="18"/>
+              </w:rPr>
+              <w:t xml:space="preserve">toString</w:t>
+            </w:r>
             <w:r>
               <w:rPr>
                 <w:sz w:val="22"/>
                 <w:szCs w:val="22"/>
               </w:rPr>
-              <w:t xml:space="preserve">Vérifie sur une chaîne — y compris vide et d'un caractère —, sur un entier positif et négatif, sur un décimal, et sur un objet quelconque muni d'un toString.</w:t>
+              <w:t xml:space="preserve">.</w:t>
             </w:r>
           </w:p>
         </w:tc>
@@ -3958,10 +5078,10 @@
       </w:r>
       <w:r>
         <w:rPr>
-          <w:rFonts w:ascii="Consolas" w:cs="Consolas" w:eastAsia="Consolas" w:hAnsi="Consolas"/>
-          <w:color w:val="8B2500"/>
-          <w:sz w:val="22"/>
-          <w:szCs w:val="22"/>
+          <w:rFonts w:ascii="Consolas" w:hAnsi="Consolas" w:cs="Consolas"/>
+          <w:color w:val="E97132" w:themeColor="accent2"/>
+          <w:sz w:val="18"/>
+          <w:szCs w:val="18"/>
         </w:rPr>
         <w:t xml:space="preserve">Object</w:t>
       </w:r>
@@ -3991,10 +5111,10 @@
       </w:r>
       <w:r>
         <w:rPr>
-          <w:rFonts w:ascii="Consolas" w:cs="Consolas" w:eastAsia="Consolas" w:hAnsi="Consolas"/>
-          <w:color w:val="8B2500"/>
-          <w:sz w:val="22"/>
-          <w:szCs w:val="22"/>
+          <w:rFonts w:ascii="Consolas" w:hAnsi="Consolas" w:cs="Consolas"/>
+          <w:color w:val="E97132" w:themeColor="accent2"/>
+          <w:sz w:val="18"/>
+          <w:szCs w:val="18"/>
         </w:rPr>
         <w:t xml:space="preserve">null</w:t>
       </w:r>
@@ -4007,10 +5127,10 @@
       </w:r>
       <w:r>
         <w:rPr>
-          <w:rFonts w:ascii="Consolas" w:cs="Consolas" w:eastAsia="Consolas" w:hAnsi="Consolas"/>
-          <w:color w:val="8B2500"/>
-          <w:sz w:val="22"/>
-          <w:szCs w:val="22"/>
+          <w:rFonts w:ascii="Consolas" w:hAnsi="Consolas" w:cs="Consolas"/>
+          <w:color w:val="E97132" w:themeColor="accent2"/>
+          <w:sz w:val="18"/>
+          <w:szCs w:val="18"/>
         </w:rPr>
         <w:t xml:space="preserve">objet.toString()</w:t>
       </w:r>
@@ -4023,10 +5143,10 @@
       </w:r>
       <w:r>
         <w:rPr>
-          <w:rFonts w:ascii="Consolas" w:cs="Consolas" w:eastAsia="Consolas" w:hAnsi="Consolas"/>
-          <w:color w:val="8B2500"/>
-          <w:sz w:val="22"/>
-          <w:szCs w:val="22"/>
+          <w:rFonts w:ascii="Consolas" w:hAnsi="Consolas" w:cs="Consolas"/>
+          <w:color w:val="E97132" w:themeColor="accent2"/>
+          <w:sz w:val="18"/>
+          <w:szCs w:val="18"/>
         </w:rPr>
         <w:t xml:space="preserve">String.valueOf(objet)</w:t>
       </w:r>
@@ -4064,6 +5184,7 @@
     </w:p>
     <w:p>
       <w:pPr>
+        <w:keepNext/>
         <w:spacing w:after="120"/>
       </w:pPr>
       <w:r>
@@ -4074,7 +5195,18 @@
           <w:sz w:val="22"/>
           <w:szCs w:val="22"/>
         </w:rPr>
-        <w:t xml:space="preserve">Package : be.ephec.java.gen.e06</w:t>
+        <w:t xml:space="preserve">Package : </w:t>
+      </w:r>
+      <w:r>
+        <w:rPr>
+          <w:rFonts w:ascii="Consolas" w:hAnsi="Consolas" w:cs="Consolas"/>
+          <w:i/>
+          <w:iCs/>
+          <w:color w:val="E97132" w:themeColor="accent2"/>
+          <w:sz w:val="18"/>
+          <w:szCs w:val="18"/>
+        </w:rPr>
+        <w:t xml:space="preserve">be.ephec.java.gen.e06</w:t>
       </w:r>
     </w:p>
     <w:p>
@@ -4096,6 +5228,7 @@
     </w:p>
     <w:p>
       <w:pPr>
+        <w:keepNext w:val="false"/>
         <w:spacing w:after="120"/>
       </w:pPr>
       <w:r>
@@ -4136,10 +5269,10 @@
       </w:r>
       <w:r>
         <w:rPr>
-          <w:rFonts w:ascii="Consolas" w:cs="Consolas" w:eastAsia="Consolas" w:hAnsi="Consolas"/>
-          <w:color w:val="8B2500"/>
-          <w:sz w:val="22"/>
-          <w:szCs w:val="22"/>
+          <w:rFonts w:ascii="Consolas" w:hAnsi="Consolas" w:cs="Consolas"/>
+          <w:color w:val="E97132" w:themeColor="accent2"/>
+          <w:sz w:val="18"/>
+          <w:szCs w:val="18"/>
         </w:rPr>
         <w:t xml:space="preserve">Couple&lt;T&gt;</w:t>
       </w:r>
@@ -4152,10 +5285,10 @@
       </w:r>
       <w:r>
         <w:rPr>
-          <w:rFonts w:ascii="Consolas" w:cs="Consolas" w:eastAsia="Consolas" w:hAnsi="Consolas"/>
-          <w:color w:val="8B2500"/>
-          <w:sz w:val="22"/>
-          <w:szCs w:val="22"/>
+          <w:rFonts w:ascii="Consolas" w:hAnsi="Consolas" w:cs="Consolas"/>
+          <w:color w:val="E97132" w:themeColor="accent2"/>
+          <w:sz w:val="18"/>
+          <w:szCs w:val="18"/>
         </w:rPr>
         <w:t xml:space="preserve">CoupleNomme&lt;T&gt;</w:t>
       </w:r>
@@ -4287,7 +5420,8 @@
             </w:pPr>
             <w:r>
               <w:rPr>
-                <w:rFonts w:ascii="Consolas" w:cs="Consolas" w:eastAsia="Consolas" w:hAnsi="Consolas"/>
+                <w:rFonts w:ascii="Consolas" w:hAnsi="Consolas" w:cs="Consolas"/>
+                <w:color w:val="E97132" w:themeColor="accent2"/>
                 <w:sz w:val="18"/>
                 <w:szCs w:val="18"/>
               </w:rPr>
@@ -4311,7 +5445,8 @@
             </w:pPr>
             <w:r>
               <w:rPr>
-                <w:rFonts w:ascii="Consolas" w:cs="Consolas" w:eastAsia="Consolas" w:hAnsi="Consolas"/>
+                <w:rFonts w:ascii="Consolas" w:hAnsi="Consolas" w:cs="Consolas"/>
+                <w:color w:val="E97132" w:themeColor="accent2"/>
                 <w:sz w:val="18"/>
                 <w:szCs w:val="18"/>
               </w:rPr>
@@ -4363,7 +5498,8 @@
             </w:pPr>
             <w:r>
               <w:rPr>
-                <w:rFonts w:ascii="Consolas" w:cs="Consolas" w:eastAsia="Consolas" w:hAnsi="Consolas"/>
+                <w:rFonts w:ascii="Consolas" w:hAnsi="Consolas" w:cs="Consolas"/>
+                <w:color w:val="E97132" w:themeColor="accent2"/>
                 <w:sz w:val="18"/>
                 <w:szCs w:val="18"/>
               </w:rPr>
@@ -4387,7 +5523,8 @@
             </w:pPr>
             <w:r>
               <w:rPr>
-                <w:rFonts w:ascii="Consolas" w:cs="Consolas" w:eastAsia="Consolas" w:hAnsi="Consolas"/>
+                <w:rFonts w:ascii="Consolas" w:hAnsi="Consolas" w:cs="Consolas"/>
+                <w:color w:val="E97132" w:themeColor="accent2"/>
                 <w:sz w:val="18"/>
                 <w:szCs w:val="18"/>
               </w:rPr>
@@ -4439,7 +5576,8 @@
             </w:pPr>
             <w:r>
               <w:rPr>
-                <w:rFonts w:ascii="Consolas" w:cs="Consolas" w:eastAsia="Consolas" w:hAnsi="Consolas"/>
+                <w:rFonts w:ascii="Consolas" w:hAnsi="Consolas" w:cs="Consolas"/>
+                <w:color w:val="E97132" w:themeColor="accent2"/>
                 <w:sz w:val="18"/>
                 <w:szCs w:val="18"/>
               </w:rPr>
@@ -4463,7 +5601,8 @@
             </w:pPr>
             <w:r>
               <w:rPr>
-                <w:rFonts w:ascii="Consolas" w:cs="Consolas" w:eastAsia="Consolas" w:hAnsi="Consolas"/>
+                <w:rFonts w:ascii="Consolas" w:hAnsi="Consolas" w:cs="Consolas"/>
+                <w:color w:val="E97132" w:themeColor="accent2"/>
                 <w:sz w:val="18"/>
                 <w:szCs w:val="18"/>
               </w:rPr>
@@ -4505,9 +5644,10 @@
       </w:pPr>
       <w:r>
         <w:rPr>
-          <w:rFonts w:ascii="Consolas" w:cs="Consolas" w:eastAsia="Consolas" w:hAnsi="Consolas"/>
-          <w:sz w:val="19"/>
-          <w:szCs w:val="19"/>
+          <w:rFonts w:ascii="Consolas" w:hAnsi="Consolas" w:cs="Consolas"/>
+          <w:color w:val="E97132" w:themeColor="accent2"/>
+          <w:sz w:val="18"/>
+          <w:szCs w:val="18"/>
         </w:rPr>
         <w:t xml:space="preserve">Couple       -&gt;  "premier: 12, second: 16"</w:t>
       </w:r>
@@ -4521,9 +5661,10 @@
       </w:pPr>
       <w:r>
         <w:rPr>
-          <w:rFonts w:ascii="Consolas" w:cs="Consolas" w:eastAsia="Consolas" w:hAnsi="Consolas"/>
-          <w:sz w:val="19"/>
-          <w:szCs w:val="19"/>
+          <w:rFonts w:ascii="Consolas" w:hAnsi="Consolas" w:cs="Consolas"/>
+          <w:color w:val="E97132" w:themeColor="accent2"/>
+          <w:sz w:val="18"/>
+          <w:szCs w:val="18"/>
         </w:rPr>
         <w:t xml:space="preserve">CoupleNomme  -&gt;  "notes -&gt; premier: 12, second: 16"</w:t>
       </w:r>
@@ -4578,22 +5719,63 @@
             </w:pPr>
             <w:r>
               <w:rPr>
+                <w:rFonts w:ascii="Consolas" w:hAnsi="Consolas" w:cs="Consolas"/>
+                <w:color w:val="E97132" w:themeColor="accent2"/>
+                <w:sz w:val="18"/>
+                <w:szCs w:val="18"/>
+              </w:rPr>
+              <w:t xml:space="preserve">super(...)</w:t>
+            </w:r>
+            <w:r>
+              <w:rPr>
                 <w:sz w:val="22"/>
                 <w:szCs w:val="22"/>
               </w:rPr>
-              <w:t xml:space="preserve">super(...) appelle un constructeur de la classe MÈRE, et doit être la première instruction du constructeur. this(...) appelle un autre constructeur de la MÊME classe.</w:t>
-            </w:r>
-          </w:p>
-          <w:p>
-            <w:pPr>
-              <w:spacing w:after="0"/>
-            </w:pPr>
+              <w:t xml:space="preserve"> appelle un constructeur de la classe MÈRE, et doit être la première instruction du constructeur. </w:t>
+            </w:r>
+            <w:r>
+              <w:rPr>
+                <w:rFonts w:ascii="Consolas" w:hAnsi="Consolas" w:cs="Consolas"/>
+                <w:color w:val="E97132" w:themeColor="accent2"/>
+                <w:sz w:val="18"/>
+                <w:szCs w:val="18"/>
+              </w:rPr>
+              <w:t xml:space="preserve">this(...)</w:t>
+            </w:r>
             <w:r>
               <w:rPr>
                 <w:sz w:val="22"/>
                 <w:szCs w:val="22"/>
               </w:rPr>
-              <w:t xml:space="preserve">Le même mot super sert aussi à appeler une méthode de la classe mère : super.description() vous évite de recopier son contenu. Recopier fonctionnerait — jusqu'au jour où la description de Couple change et où personne ne pense à répercuter. Voir CC-CLS.3.</w:t>
+              <w:t xml:space="preserve"> appelle un autre constructeur de la MÊME classe.</w:t>
+            </w:r>
+          </w:p>
+          <w:p>
+            <w:pPr>
+              <w:spacing w:after="0"/>
+            </w:pPr>
+            <w:r>
+              <w:rPr>
+                <w:sz w:val="22"/>
+                <w:szCs w:val="22"/>
+              </w:rPr>
+              <w:t xml:space="preserve">Le même mot super sert aussi à appeler une méthode de la classe mère : </w:t>
+            </w:r>
+            <w:r>
+              <w:rPr>
+                <w:rFonts w:ascii="Consolas" w:hAnsi="Consolas" w:cs="Consolas"/>
+                <w:color w:val="E97132" w:themeColor="accent2"/>
+                <w:sz w:val="18"/>
+                <w:szCs w:val="18"/>
+              </w:rPr>
+              <w:t xml:space="preserve">super.description()</w:t>
+            </w:r>
+            <w:r>
+              <w:rPr>
+                <w:sz w:val="22"/>
+                <w:szCs w:val="22"/>
+              </w:rPr>
+              <w:t xml:space="preserve"> vous évite de recopier son contenu. Recopier fonctionnerait — jusqu'au jour où la description de Couple change et où personne ne pense à répercuter. Voir CC-CLS.3.</w:t>
             </w:r>
           </w:p>
         </w:tc>
@@ -4622,10 +5804,10 @@
       </w:pPr>
       <w:r>
         <w:rPr>
-          <w:rFonts w:ascii="Consolas" w:cs="Consolas" w:eastAsia="Consolas" w:hAnsi="Consolas"/>
-          <w:color w:val="8B2500"/>
-          <w:sz w:val="22"/>
-          <w:szCs w:val="22"/>
+          <w:rFonts w:ascii="Consolas" w:hAnsi="Consolas" w:cs="Consolas"/>
+          <w:color w:val="E97132" w:themeColor="accent2"/>
+          <w:sz w:val="18"/>
+          <w:szCs w:val="18"/>
         </w:rPr>
         <w:t xml:space="preserve">Couple</w:t>
       </w:r>
@@ -4638,10 +5820,10 @@
       </w:r>
       <w:r>
         <w:rPr>
-          <w:rFonts w:ascii="Consolas" w:cs="Consolas" w:eastAsia="Consolas" w:hAnsi="Consolas"/>
-          <w:color w:val="8B2500"/>
-          <w:sz w:val="22"/>
-          <w:szCs w:val="22"/>
+          <w:rFonts w:ascii="Consolas" w:hAnsi="Consolas" w:cs="Consolas"/>
+          <w:color w:val="E97132" w:themeColor="accent2"/>
+          <w:sz w:val="18"/>
+          <w:szCs w:val="18"/>
         </w:rPr>
         <w:t xml:space="preserve">description()</w:t>
       </w:r>
@@ -4654,10 +5836,10 @@
       </w:r>
       <w:r>
         <w:rPr>
-          <w:rFonts w:ascii="Consolas" w:cs="Consolas" w:eastAsia="Consolas" w:hAnsi="Consolas"/>
-          <w:color w:val="8B2500"/>
-          <w:sz w:val="22"/>
-          <w:szCs w:val="22"/>
+          <w:rFonts w:ascii="Consolas" w:hAnsi="Consolas" w:cs="Consolas"/>
+          <w:color w:val="E97132" w:themeColor="accent2"/>
+          <w:sz w:val="18"/>
+          <w:szCs w:val="18"/>
         </w:rPr>
         <w:t xml:space="preserve">affiche()</w:t>
       </w:r>
@@ -4670,10 +5852,10 @@
       </w:r>
       <w:r>
         <w:rPr>
-          <w:rFonts w:ascii="Consolas" w:cs="Consolas" w:eastAsia="Consolas" w:hAnsi="Consolas"/>
-          <w:color w:val="8B2500"/>
-          <w:sz w:val="22"/>
-          <w:szCs w:val="22"/>
+          <w:rFonts w:ascii="Consolas" w:hAnsi="Consolas" w:cs="Consolas"/>
+          <w:color w:val="E97132" w:themeColor="accent2"/>
+          <w:sz w:val="18"/>
+          <w:szCs w:val="18"/>
         </w:rPr>
         <w:t xml:space="preserve">CC-MET.7</w:t>
       </w:r>
@@ -4699,7 +5881,7 @@
           <w:sz w:val="24"/>
           <w:szCs w:val="24"/>
         </w:rPr>
-        <w:t xml:space="preserve">Vérification</w:t>
+        <w:t xml:space="preserve">Comment vérifier votre code</w:t>
       </w:r>
     </w:p>
     <w:tbl>
@@ -4738,10 +5920,10 @@
             </w:pPr>
             <w:r>
               <w:rPr>
-                <w:rFonts w:ascii="Consolas" w:cs="Consolas" w:eastAsia="Consolas" w:hAnsi="Consolas"/>
-                <w:color w:val="8B2500"/>
-                <w:sz w:val="22"/>
-                <w:szCs w:val="22"/>
+                <w:rFonts w:ascii="Consolas" w:hAnsi="Consolas" w:cs="Consolas"/>
+                <w:color w:val="E97132" w:themeColor="accent2"/>
+                <w:sz w:val="18"/>
+                <w:szCs w:val="18"/>
               </w:rPr>
               <w:t xml:space="preserve">be.ephec.java.gen.e06.CoupleNommeTest</w:t>
             </w:r>
@@ -4789,10 +5971,10 @@
       </w:pPr>
       <w:r>
         <w:rPr>
-          <w:rFonts w:ascii="Consolas" w:cs="Consolas" w:eastAsia="Consolas" w:hAnsi="Consolas"/>
-          <w:color w:val="8B2500"/>
-          <w:sz w:val="22"/>
-          <w:szCs w:val="22"/>
+          <w:rFonts w:ascii="Consolas" w:hAnsi="Consolas" w:cs="Consolas"/>
+          <w:color w:val="E97132" w:themeColor="accent2"/>
+          <w:sz w:val="18"/>
+          <w:szCs w:val="18"/>
         </w:rPr>
         <w:t xml:space="preserve">affiche()</w:t>
       </w:r>
@@ -4805,10 +5987,10 @@
       </w:r>
       <w:r>
         <w:rPr>
-          <w:rFonts w:ascii="Consolas" w:cs="Consolas" w:eastAsia="Consolas" w:hAnsi="Consolas"/>
-          <w:color w:val="8B2500"/>
-          <w:sz w:val="22"/>
-          <w:szCs w:val="22"/>
+          <w:rFonts w:ascii="Consolas" w:hAnsi="Consolas" w:cs="Consolas"/>
+          <w:color w:val="E97132" w:themeColor="accent2"/>
+          <w:sz w:val="18"/>
+          <w:szCs w:val="18"/>
         </w:rPr>
         <w:t xml:space="preserve">CoupleNomme</w:t>
       </w:r>
@@ -4821,10 +6003,10 @@
       </w:r>
       <w:r>
         <w:rPr>
-          <w:rFonts w:ascii="Consolas" w:cs="Consolas" w:eastAsia="Consolas" w:hAnsi="Consolas"/>
-          <w:color w:val="8B2500"/>
-          <w:sz w:val="22"/>
-          <w:szCs w:val="22"/>
+          <w:rFonts w:ascii="Consolas" w:hAnsi="Consolas" w:cs="Consolas"/>
+          <w:color w:val="E97132" w:themeColor="accent2"/>
+          <w:sz w:val="18"/>
+          <w:szCs w:val="18"/>
         </w:rPr>
         <w:t xml:space="preserve">ABS</w:t>
       </w:r>
@@ -4854,10 +6036,10 @@
       </w:r>
       <w:r>
         <w:rPr>
-          <w:rFonts w:ascii="Consolas" w:cs="Consolas" w:eastAsia="Consolas" w:hAnsi="Consolas"/>
-          <w:color w:val="8B2500"/>
-          <w:sz w:val="22"/>
-          <w:szCs w:val="22"/>
+          <w:rFonts w:ascii="Consolas" w:hAnsi="Consolas" w:cs="Consolas"/>
+          <w:color w:val="E97132" w:themeColor="accent2"/>
+          <w:sz w:val="18"/>
+          <w:szCs w:val="18"/>
         </w:rPr>
         <w:t xml:space="preserve">T</w:t>
       </w:r>
@@ -4870,10 +6052,10 @@
       </w:r>
       <w:r>
         <w:rPr>
-          <w:rFonts w:ascii="Consolas" w:cs="Consolas" w:eastAsia="Consolas" w:hAnsi="Consolas"/>
-          <w:color w:val="8B2500"/>
-          <w:sz w:val="22"/>
-          <w:szCs w:val="22"/>
+          <w:rFonts w:ascii="Consolas" w:hAnsi="Consolas" w:cs="Consolas"/>
+          <w:color w:val="E97132" w:themeColor="accent2"/>
+          <w:sz w:val="18"/>
+          <w:szCs w:val="18"/>
         </w:rPr>
         <w:t xml:space="preserve">CoupleNomme&lt;T&gt;</w:t>
       </w:r>
@@ -4886,10 +6068,10 @@
       </w:r>
       <w:r>
         <w:rPr>
-          <w:rFonts w:ascii="Consolas" w:cs="Consolas" w:eastAsia="Consolas" w:hAnsi="Consolas"/>
-          <w:color w:val="8B2500"/>
-          <w:sz w:val="22"/>
-          <w:szCs w:val="22"/>
+          <w:rFonts w:ascii="Consolas" w:hAnsi="Consolas" w:cs="Consolas"/>
+          <w:color w:val="E97132" w:themeColor="accent2"/>
+          <w:sz w:val="18"/>
+          <w:szCs w:val="18"/>
         </w:rPr>
         <w:t xml:space="preserve">Couple&lt;T&gt;</w:t>
       </w:r>
@@ -4902,10 +6084,10 @@
       </w:r>
       <w:r>
         <w:rPr>
-          <w:rFonts w:ascii="Consolas" w:cs="Consolas" w:eastAsia="Consolas" w:hAnsi="Consolas"/>
-          <w:color w:val="8B2500"/>
-          <w:sz w:val="22"/>
-          <w:szCs w:val="22"/>
+          <w:rFonts w:ascii="Consolas" w:hAnsi="Consolas" w:cs="Consolas"/>
+          <w:color w:val="E97132" w:themeColor="accent2"/>
+          <w:sz w:val="18"/>
+          <w:szCs w:val="18"/>
         </w:rPr>
         <w:t xml:space="preserve">class CoupleNomme&lt;T&gt; extends Couple&lt;String&gt;</w:t>
       </w:r>
@@ -4918,7 +6100,7 @@
       </w:r>
     </w:p>
     <w:sectPr>
-      <w:footerReference w:type="default" r:id="rId8"/>
+      <w:footerReference w:type="default" r:id="rId9"/>
       <w:pgSz w:w="11906" w:h="16838" w:orient="portrait"/>
       <w:pgMar w:top="1440" w:right="1440" w:bottom="1440" w:left="1440" w:header="708" w:footer="708" w:gutter="0"/>
       <w:pgNumType w:start="1"/>
@@ -5021,7 +6203,7 @@
       <w:fldChar w:fldCharType="separate"/>
     </w:r>
     <w:r>
-      <w:t>7</w:t>
+      <w:t>8</w:t>
     </w:r>
     <w:r>
       <w:fldChar w:fldCharType="end"/>
@@ -5183,7 +6365,13 @@
 <file path=word/styles.xml><?xml version="1.0" encoding="utf-8"?>
 <w:styles xmlns:mc="http://schemas.openxmlformats.org/markup-compatibility/2006" xmlns:r="http://schemas.openxmlformats.org/officeDocument/2006/relationships" xmlns:w="http://schemas.openxmlformats.org/wordprocessingml/2006/main" xmlns:w14="http://schemas.microsoft.com/office/word/2010/wordml" xmlns:w15="http://schemas.microsoft.com/office/word/2012/wordml" mc:Ignorable="w14 w15">
   <w:docDefaults>
-    <w:rPrDefault/>
+    <w:rPrDefault>
+      <w:rPr>
+        <w:rFonts w:ascii="Cormorant Garamond" w:hAnsi="Cormorant Garamond" w:eastAsia="Cormorant Garamond" w:cs="Cormorant Garamond"/>
+        <w:sz w:val="22"/>
+        <w:szCs w:val="22"/>
+      </w:rPr>
+    </w:rPrDefault>
     <w:pPrDefault/>
   </w:docDefaults>
   <w:style w:type="paragraph" w:styleId="Title">
@@ -5192,6 +6380,7 @@
     <w:next w:val="Normal"/>
     <w:qFormat/>
     <w:rPr>
+      <w:rFonts w:ascii="Cormorant Garamond" w:hAnsi="Cormorant Garamond" w:eastAsia="Cormorant Garamond" w:cs="Cormorant Garamond"/>
       <w:sz w:val="56"/>
       <w:szCs w:val="56"/>
     </w:rPr>
@@ -5202,6 +6391,7 @@
     <w:next w:val="Normal"/>
     <w:qFormat/>
     <w:rPr>
+      <w:rFonts w:ascii="Cormorant Garamond" w:hAnsi="Cormorant Garamond" w:eastAsia="Cormorant Garamond" w:cs="Cormorant Garamond"/>
       <w:color w:val="2E74B5"/>
       <w:sz w:val="32"/>
       <w:szCs w:val="32"/>
@@ -5213,6 +6403,7 @@
     <w:next w:val="Normal"/>
     <w:qFormat/>
     <w:rPr>
+      <w:rFonts w:ascii="Cormorant Garamond" w:hAnsi="Cormorant Garamond" w:eastAsia="Cormorant Garamond" w:cs="Cormorant Garamond"/>
       <w:color w:val="2E74B5"/>
       <w:sz w:val="26"/>
       <w:szCs w:val="26"/>
@@ -5224,6 +6415,7 @@
     <w:next w:val="Normal"/>
     <w:qFormat/>
     <w:rPr>
+      <w:rFonts w:ascii="Cormorant Garamond" w:hAnsi="Cormorant Garamond" w:eastAsia="Cormorant Garamond" w:cs="Cormorant Garamond"/>
       <w:color w:val="1F4D78"/>
       <w:sz w:val="24"/>
       <w:szCs w:val="24"/>
@@ -5235,6 +6427,7 @@
     <w:next w:val="Normal"/>
     <w:qFormat/>
     <w:rPr>
+      <w:rFonts w:ascii="Cormorant Garamond" w:hAnsi="Cormorant Garamond" w:eastAsia="Cormorant Garamond" w:cs="Cormorant Garamond"/>
       <w:i/>
       <w:iCs/>
       <w:color w:val="2E74B5"/>
@@ -5246,6 +6439,7 @@
     <w:next w:val="Normal"/>
     <w:qFormat/>
     <w:rPr>
+      <w:rFonts w:ascii="Cormorant Garamond" w:hAnsi="Cormorant Garamond" w:eastAsia="Cormorant Garamond" w:cs="Cormorant Garamond"/>
       <w:color w:val="2E74B5"/>
     </w:rPr>
   </w:style>
@@ -5255,6 +6449,7 @@
     <w:next w:val="Normal"/>
     <w:qFormat/>
     <w:rPr>
+      <w:rFonts w:ascii="Cormorant Garamond" w:hAnsi="Cormorant Garamond" w:eastAsia="Cormorant Garamond" w:cs="Cormorant Garamond"/>
       <w:color w:val="1F4D78"/>
     </w:rPr>
   </w:style>

--- a/enonces/GEN_enonces.docx
+++ b/enonces/GEN_enonces.docx
@@ -4,7 +4,9 @@
   <w:body>
     <w:p>
       <w:pPr>
-        <w:spacing w:after="0"/>
+        <w:tabs>
+          <w:tab w:val="right" w:pos="9026"/>
+        </w:tabs>
       </w:pPr>
       <w:r>
         <w:drawing>
@@ -46,95 +48,112 @@
           </wp:inline>
         </w:drawing>
       </w:r>
-    </w:p>
-    <w:p>
-      <w:pPr>
-        <w:spacing w:after="120" w:before="700"/>
-        <w:jc w:val="center"/>
-      </w:pPr>
-      <w:r>
-        <w:rPr>
-          <w:color w:val="595959"/>
-          <w:sz w:val="26"/>
-          <w:szCs w:val="26"/>
-        </w:rPr>
-        <w:t xml:space="preserve">Programmation orientée objet — Java</w:t>
-      </w:r>
-    </w:p>
-    <w:p>
-      <w:pPr>
-        <w:spacing w:after="100"/>
-        <w:jc w:val="center"/>
-      </w:pPr>
-      <w:r>
-        <w:rPr>
+      <w:r>
+        <w:rPr>
+          <w:rFonts w:ascii="Calibri" w:cs="Calibri" w:eastAsia="Calibri" w:hAnsi="Calibri"/>
+          <w:sz w:val="36"/>
+          <w:szCs w:val="36"/>
+        </w:rPr>
+        <w:tab/>
+      </w:r>
+      <w:r>
+        <w:rPr>
+          <w:rFonts w:ascii="Calibri" w:cs="Calibri" w:eastAsia="Calibri" w:hAnsi="Calibri"/>
+          <w:color w:val="000000"/>
+          <w:sz w:val="36"/>
+          <w:szCs w:val="36"/>
+        </w:rPr>
+        <w:t xml:space="preserve">Année académique </w:t>
+      </w:r>
+      <w:r>
+        <w:rPr>
+          <w:rFonts w:ascii="Calibri" w:cs="Calibri" w:eastAsia="Calibri" w:hAnsi="Calibri"/>
           <w:b/>
           <w:bCs/>
-          <w:color w:val="1F4E79"/>
-          <w:sz w:val="52"/>
-          <w:szCs w:val="52"/>
-        </w:rPr>
-        <w:t xml:space="preserve">Thème GEN</w:t>
-      </w:r>
-    </w:p>
-    <w:p>
-      <w:pPr>
-        <w:spacing w:after="200"/>
+          <w:color w:val="000000"/>
+          <w:sz w:val="36"/>
+          <w:szCs w:val="36"/>
+        </w:rPr>
+        <w:t xml:space="preserve">2026-2027</w:t>
+      </w:r>
+    </w:p>
+    <w:p>
+      <w:pPr>
+        <w:spacing w:after="120" w:before="3900"/>
         <w:jc w:val="center"/>
       </w:pPr>
       <w:r>
         <w:rPr>
+          <w:rFonts w:ascii="Calibri" w:cs="Calibri" w:eastAsia="Calibri" w:hAnsi="Calibri"/>
+          <w:color w:val="000000"/>
+          <w:sz w:val="36"/>
+          <w:szCs w:val="36"/>
+        </w:rPr>
+        <w:t xml:space="preserve">Programmation orientée objet — Java</w:t>
+      </w:r>
+    </w:p>
+    <w:p>
+      <w:pPr>
+        <w:spacing w:after="100" w:before="0"/>
+        <w:jc w:val="center"/>
+      </w:pPr>
+      <w:r>
+        <w:rPr>
+          <w:rFonts w:ascii="Calibri" w:cs="Calibri" w:eastAsia="Calibri" w:hAnsi="Calibri"/>
           <w:b/>
           <w:bCs/>
-          <w:color w:val="1F4E79"/>
-          <w:sz w:val="32"/>
-          <w:szCs w:val="32"/>
+          <w:color w:val="000000"/>
+          <w:sz w:val="72"/>
+          <w:szCs w:val="72"/>
+        </w:rPr>
+        <w:t xml:space="preserve">Module GEN</w:t>
+      </w:r>
+    </w:p>
+    <w:p>
+      <w:pPr>
+        <w:spacing w:after="200" w:before="0"/>
+        <w:jc w:val="center"/>
+      </w:pPr>
+      <w:r>
+        <w:rPr>
+          <w:rFonts w:ascii="Calibri" w:cs="Calibri" w:eastAsia="Calibri" w:hAnsi="Calibri"/>
+          <w:b/>
+          <w:bCs/>
+          <w:color w:val="000000"/>
+          <w:sz w:val="40"/>
+          <w:szCs w:val="40"/>
         </w:rPr>
         <w:t xml:space="preserve">Types génériques</w:t>
       </w:r>
     </w:p>
     <w:p>
       <w:pPr>
-        <w:spacing w:after="800"/>
+        <w:spacing w:after="800" w:before="0"/>
         <w:jc w:val="center"/>
       </w:pPr>
       <w:r>
         <w:rPr>
-          <w:color w:val="595959"/>
-          <w:sz w:val="26"/>
-          <w:szCs w:val="26"/>
+          <w:rFonts w:ascii="Calibri" w:cs="Calibri" w:eastAsia="Calibri" w:hAnsi="Calibri"/>
+          <w:color w:val="000000"/>
+          <w:sz w:val="36"/>
+          <w:szCs w:val="36"/>
         </w:rPr>
         <w:t xml:space="preserve">Écrire une classe une fois, l'utiliser avec n'importe quel type</w:t>
       </w:r>
     </w:p>
     <w:p>
       <w:pPr>
-        <w:keepNext w:val="false"/>
-        <w:spacing w:after="120"/>
+        <w:spacing w:after="120" w:before="5450"/>
         <w:jc w:val="center"/>
       </w:pPr>
       <w:r>
         <w:rPr>
-          <w:color w:val="595959"/>
-          <w:sz w:val="22"/>
-          <w:szCs w:val="22"/>
+          <w:rFonts w:ascii="Calibri" w:cs="Calibri" w:eastAsia="Calibri" w:hAnsi="Calibri"/>
+          <w:color w:val="000000"/>
+          <w:sz w:val="36"/>
+          <w:szCs w:val="36"/>
         </w:rPr>
         <w:t xml:space="preserve">EPHEC — Bachelier en informatique, niveau 2</w:t>
-      </w:r>
-    </w:p>
-    <w:p>
-      <w:pPr>
-        <w:keepNext w:val="false"/>
-        <w:spacing w:after="120"/>
-        <w:jc w:val="center"/>
-      </w:pPr>
-      <w:r>
-        <w:rPr>
-          <w:color w:val="595959"/>
-          <w:sz w:val="22"/>
-          <w:szCs w:val="22"/>
-        </w:rPr>
-        <w:t xml:space="preserve">Année académique 2026-2027</w:t>
       </w:r>
     </w:p>
     <w:p>
@@ -6203,7 +6222,7 @@
       <w:fldChar w:fldCharType="separate"/>
     </w:r>
     <w:r>
-      <w:t>8</w:t>
+      <w:t>9</w:t>
     </w:r>
     <w:r>
       <w:fldChar w:fldCharType="end"/>

--- a/enonces/GEN_enonces.docx
+++ b/enonces/GEN_enonces.docx
@@ -4121,7 +4121,7 @@
           <w:sz w:val="22"/>
           <w:szCs w:val="22"/>
         </w:rPr>
-        <w:t xml:space="preserve">, qui rend les trois noms séparés par </w:t>
+        <w:t xml:space="preserve">, qui retourne les trois noms séparés par </w:t>
       </w:r>
       <w:r>
         <w:rPr>
@@ -4611,7 +4611,7 @@
           <w:sz w:val="22"/>
           <w:szCs w:val="22"/>
         </w:rPr>
-        <w:t xml:space="preserve">, qui rend le </w:t>
+        <w:t xml:space="preserve">, qui retourne le </w:t>
       </w:r>
       <w:r>
         <w:rPr>
@@ -5316,7 +5316,7 @@
           <w:sz w:val="22"/>
           <w:szCs w:val="22"/>
         </w:rPr>
-        <w:t xml:space="preserve">, qui en hérite et porte en plus un nom.</w:t>
+        <w:t xml:space="preserve">, qui en hérite et connaît en plus un nom.</w:t>
       </w:r>
     </w:p>
     <w:tbl>
@@ -5956,7 +5956,7 @@
                 <w:sz w:val="22"/>
                 <w:szCs w:val="22"/>
               </w:rPr>
-              <w:t xml:space="preserve">Vérifie l'héritage, les accesseurs hérités, la description redéfinie, celle de la classe mère restée intacte, et surtout le polymorphisme : vue comme un Couple, l'instance rend quand même sa propre description.</w:t>
+              <w:t xml:space="preserve">Vérifie l'héritage, les accesseurs hérités, la description redéfinie, celle de la classe mère restée intacte, et surtout le polymorphisme : vue comme un Couple, l'instance retourne quand même sa propre description.</w:t>
             </w:r>
           </w:p>
         </w:tc>

--- a/enonces/GEN_enonces.docx
+++ b/enonces/GEN_enonces.docx
@@ -5794,7 +5794,23 @@
                 <w:sz w:val="22"/>
                 <w:szCs w:val="22"/>
               </w:rPr>
-              <w:t xml:space="preserve"> vous évite de recopier son contenu. Recopier fonctionnerait — jusqu'au jour où la description de Couple change et où personne ne pense à répercuter. Voir CC-CLS.3.</w:t>
+              <w:t xml:space="preserve"> vous évite de recopier son contenu. Recopier fonctionnerait — jusqu'au jour où la description de Couple change et où personne ne pense à répercuter. Voir </w:t>
+            </w:r>
+            <w:r>
+              <w:rPr>
+                <w:rFonts w:ascii="Consolas" w:hAnsi="Consolas" w:cs="Consolas"/>
+                <w:color w:val="E97132" w:themeColor="accent2"/>
+                <w:sz w:val="18"/>
+                <w:szCs w:val="18"/>
+              </w:rPr>
+              <w:t xml:space="preserve">CC-CLS.3</w:t>
+            </w:r>
+            <w:r>
+              <w:rPr>
+                <w:sz w:val="22"/>
+                <w:szCs w:val="22"/>
+              </w:rPr>
+              <w:t xml:space="preserve">.</w:t>
             </w:r>
           </w:p>
         </w:tc>
@@ -5875,6 +5891,7 @@
           <w:color w:val="E97132" w:themeColor="accent2"/>
           <w:sz w:val="18"/>
           <w:szCs w:val="18"/>
+          <w:u w:val="none"/>
         </w:rPr>
         <w:t xml:space="preserve">CC-MET.7</w:t>
       </w:r>

--- a/enonces/GEN_enonces.docx
+++ b/enonces/GEN_enonces.docx
@@ -1036,8 +1036,8 @@
             <w:hyperlink w:history="1" w:anchor="ex-GEN-1">
               <w:r>
                 <w:rPr>
-                  <w:rFonts w:ascii="Consolas" w:cs="Consolas" w:eastAsia="Consolas" w:hAnsi="Consolas"/>
-                  <w:color w:val="2B6CB0"/>
+                  <w:rFonts w:ascii="Consolas" w:hAnsi="Consolas" w:cs="Consolas"/>
+                  <w:color w:val="0563C1"/>
                   <w:sz w:val="18"/>
                   <w:szCs w:val="18"/>
                   <w:u w:val="single"/>
@@ -1117,8 +1117,8 @@
             <w:hyperlink w:history="1" w:anchor="ex-GEN-2">
               <w:r>
                 <w:rPr>
-                  <w:rFonts w:ascii="Consolas" w:cs="Consolas" w:eastAsia="Consolas" w:hAnsi="Consolas"/>
-                  <w:color w:val="2B6CB0"/>
+                  <w:rFonts w:ascii="Consolas" w:hAnsi="Consolas" w:cs="Consolas"/>
+                  <w:color w:val="0563C1"/>
                   <w:sz w:val="18"/>
                   <w:szCs w:val="18"/>
                   <w:u w:val="single"/>
@@ -1198,8 +1198,8 @@
             <w:hyperlink w:history="1" w:anchor="ex-GEN-3">
               <w:r>
                 <w:rPr>
-                  <w:rFonts w:ascii="Consolas" w:cs="Consolas" w:eastAsia="Consolas" w:hAnsi="Consolas"/>
-                  <w:color w:val="2B6CB0"/>
+                  <w:rFonts w:ascii="Consolas" w:hAnsi="Consolas" w:cs="Consolas"/>
+                  <w:color w:val="0563C1"/>
                   <w:sz w:val="18"/>
                   <w:szCs w:val="18"/>
                   <w:u w:val="single"/>
@@ -1279,8 +1279,8 @@
             <w:hyperlink w:history="1" w:anchor="ex-GEN-4">
               <w:r>
                 <w:rPr>
-                  <w:rFonts w:ascii="Consolas" w:cs="Consolas" w:eastAsia="Consolas" w:hAnsi="Consolas"/>
-                  <w:color w:val="2B6CB0"/>
+                  <w:rFonts w:ascii="Consolas" w:hAnsi="Consolas" w:cs="Consolas"/>
+                  <w:color w:val="0563C1"/>
                   <w:sz w:val="18"/>
                   <w:szCs w:val="18"/>
                   <w:u w:val="single"/>
@@ -1360,8 +1360,8 @@
             <w:hyperlink w:history="1" w:anchor="ex-GEN-5">
               <w:r>
                 <w:rPr>
-                  <w:rFonts w:ascii="Consolas" w:cs="Consolas" w:eastAsia="Consolas" w:hAnsi="Consolas"/>
-                  <w:color w:val="2B6CB0"/>
+                  <w:rFonts w:ascii="Consolas" w:hAnsi="Consolas" w:cs="Consolas"/>
+                  <w:color w:val="0563C1"/>
                   <w:sz w:val="18"/>
                   <w:szCs w:val="18"/>
                   <w:u w:val="single"/>
@@ -1441,8 +1441,8 @@
             <w:hyperlink w:history="1" w:anchor="ex-GEN-6">
               <w:r>
                 <w:rPr>
-                  <w:rFonts w:ascii="Consolas" w:cs="Consolas" w:eastAsia="Consolas" w:hAnsi="Consolas"/>
-                  <w:color w:val="2B6CB0"/>
+                  <w:rFonts w:ascii="Consolas" w:hAnsi="Consolas" w:cs="Consolas"/>
+                  <w:color w:val="0563C1"/>
                   <w:sz w:val="18"/>
                   <w:szCs w:val="18"/>
                   <w:u w:val="single"/>
@@ -5802,6 +5802,7 @@
                 <w:color w:val="E97132" w:themeColor="accent2"/>
                 <w:sz w:val="18"/>
                 <w:szCs w:val="18"/>
+                <w:u w:val="none"/>
               </w:rPr>
               <w:t xml:space="preserve">CC-CLS.3</w:t>
             </w:r>
